--- a/product/evidence/req-005/sole-trader/privacy-and-information-management-policy.docx
+++ b/product/evidence/req-005/sole-trader/privacy-and-information-management-policy.docx
@@ -421,48 +421,6 @@
         <w:t xml:space="preserve">1 Purpose</w:t>
       </w:r>
     </w:p>
-    <w:tbl>
-      <w:tblPr>
-        <w:tblW w:type="dxa" w:w="9000"/>
-        <w:tblBorders>
-          <w:top w:val="single" w:color="auto" w:sz="4"/>
-          <w:left w:val="single" w:color="auto" w:sz="4"/>
-          <w:bottom w:val="single" w:color="auto" w:sz="4"/>
-          <w:right w:val="single" w:color="auto" w:sz="4"/>
-          <w:insideH w:val="single" w:color="auto" w:sz="4"/>
-          <w:insideV w:val="single" w:color="auto" w:sz="4"/>
-        </w:tblBorders>
-      </w:tblPr>
-      <w:tblGrid>
-        <w:gridCol w:w="9000"/>
-      </w:tblGrid>
-      <w:tr>
-        <w:tc>
-          <w:tcPr>
-            <w:tcW w:type="dxa" w:w="9000"/>
-            <w:tcBorders>
-              <w:top w:val="single" w:color="999999" w:sz="4"/>
-              <w:left w:val="single" w:color="999999" w:sz="4"/>
-              <w:bottom w:val="single" w:color="999999" w:sz="4"/>
-              <w:right w:val="single" w:color="999999" w:sz="4"/>
-            </w:tcBorders>
-            <w:shd w:fill="FFF4CE" w:val="clear"/>
-          </w:tcPr>
-          <w:p>
-            <w:r>
-              <w:rPr>
-                <w:rFonts w:ascii="Calibri" w:cs="Calibri" w:eastAsia="Calibri" w:hAnsi="Calibri"/>
-                <w:i/>
-                <w:iCs/>
-                <w:sz w:val="22"/>
-                <w:szCs w:val="22"/>
-              </w:rPr>
-              <w:t xml:space="preserve">Review and complete: this section could not be drafted automatically.</w:t>
-            </w:r>
-          </w:p>
-        </w:tc>
-      </w:tr>
-    </w:tbl>
     <w:p>
       <w:pPr>
         <w:spacing w:after="120"/>
@@ -473,51 +431,9 @@
           <w:sz w:val="22"/>
           <w:szCs w:val="22"/>
         </w:rPr>
-        <w:t xml:space="preserve"/>
-      </w:r>
-    </w:p>
-    <w:tbl>
-      <w:tblPr>
-        <w:tblW w:type="dxa" w:w="9000"/>
-        <w:tblBorders>
-          <w:top w:val="single" w:color="auto" w:sz="4"/>
-          <w:left w:val="single" w:color="auto" w:sz="4"/>
-          <w:bottom w:val="single" w:color="auto" w:sz="4"/>
-          <w:right w:val="single" w:color="auto" w:sz="4"/>
-          <w:insideH w:val="single" w:color="auto" w:sz="4"/>
-          <w:insideV w:val="single" w:color="auto" w:sz="4"/>
-        </w:tblBorders>
-      </w:tblPr>
-      <w:tblGrid>
-        <w:gridCol w:w="9000"/>
-      </w:tblGrid>
-      <w:tr>
-        <w:tc>
-          <w:tcPr>
-            <w:tcW w:type="dxa" w:w="9000"/>
-            <w:tcBorders>
-              <w:top w:val="single" w:color="999999" w:sz="4"/>
-              <w:left w:val="single" w:color="999999" w:sz="4"/>
-              <w:bottom w:val="single" w:color="999999" w:sz="4"/>
-              <w:right w:val="single" w:color="999999" w:sz="4"/>
-            </w:tcBorders>
-            <w:shd w:fill="FFF4CE" w:val="clear"/>
-          </w:tcPr>
-          <w:p>
-            <w:r>
-              <w:rPr>
-                <w:rFonts w:ascii="Calibri" w:cs="Calibri" w:eastAsia="Calibri" w:hAnsi="Calibri"/>
-                <w:i/>
-                <w:iCs/>
-                <w:sz w:val="22"/>
-                <w:szCs w:val="22"/>
-              </w:rPr>
-              <w:t xml:space="preserve">[Provider to complete: Purpose. Two short sentences, each under 15 words: what this document is for, and which standard it supports; nothing else.]</w:t>
-            </w:r>
-          </w:p>
-        </w:tc>
-      </w:tr>
-    </w:tbl>
+        <w:t xml:space="preserve">This policy explains how Sunrise Supports collects, stores, uses, shares and disposes of personal information.</w:t>
+      </w:r>
+    </w:p>
     <w:p>
       <w:pPr>
         <w:spacing w:after="120"/>
@@ -528,7 +444,7 @@
           <w:sz w:val="22"/>
           <w:szCs w:val="22"/>
         </w:rPr>
-        <w:t xml:space="preserve"/>
+        <w:t xml:space="preserve">It supports the Privacy Act 1988 and the NDIS Code of Conduct, which require us to respect participants' privacy.</w:t>
       </w:r>
     </w:p>
     <w:p>
@@ -1002,187 +918,7 @@
           <w:sz w:val="22"/>
           <w:szCs w:val="22"/>
         </w:rPr>
-        <w:t xml:space="preserve">Sunrise Supports is a sole trader business that provides household tasks support in New South Wales. We make the following commitments about the personal information of the participants we support.</w:t>
-      </w:r>
-    </w:p>
-    <w:p>
-      <w:pPr>
-        <w:pStyle w:val="ListParagraph"/>
-        <w:numPr>
-          <w:ilvl w:val="0"/>
-          <w:numId w:val="2"/>
-        </w:numPr>
-        <w:spacing w:after="60"/>
-      </w:pPr>
-      <w:r>
-        <w:rPr>
-          <w:rFonts w:ascii="Calibri" w:cs="Calibri" w:eastAsia="Calibri" w:hAnsi="Calibri"/>
-          <w:sz w:val="22"/>
-          <w:szCs w:val="22"/>
-        </w:rPr>
-        <w:t xml:space="preserve">We collect only the information we need to deliver safe supports, and we tell the participant why we need it.</w:t>
-      </w:r>
-    </w:p>
-    <w:p>
-      <w:pPr>
-        <w:pStyle w:val="ListParagraph"/>
-        <w:numPr>
-          <w:ilvl w:val="0"/>
-          <w:numId w:val="2"/>
-        </w:numPr>
-        <w:spacing w:after="60"/>
-      </w:pPr>
-      <w:r>
-        <w:rPr>
-          <w:rFonts w:ascii="Calibri" w:cs="Calibri" w:eastAsia="Calibri" w:hAnsi="Calibri"/>
-          <w:sz w:val="22"/>
-          <w:szCs w:val="22"/>
-        </w:rPr>
-        <w:t xml:space="preserve">We ask for consent before we collect, use or share personal information, and we record the consent in writing.</w:t>
-      </w:r>
-    </w:p>
-    <w:p>
-      <w:pPr>
-        <w:pStyle w:val="ListParagraph"/>
-        <w:numPr>
-          <w:ilvl w:val="0"/>
-          <w:numId w:val="2"/>
-        </w:numPr>
-        <w:spacing w:after="60"/>
-      </w:pPr>
-      <w:r>
-        <w:rPr>
-          <w:rFonts w:ascii="Calibri" w:cs="Calibri" w:eastAsia="Calibri" w:hAnsi="Calibri"/>
-          <w:sz w:val="22"/>
-          <w:szCs w:val="22"/>
-        </w:rPr>
-        <w:t xml:space="preserve">We explain consent in a way the participant can understand, and we check that they understand before we go ahead.</w:t>
-      </w:r>
-    </w:p>
-    <w:p>
-      <w:pPr>
-        <w:pStyle w:val="ListParagraph"/>
-        <w:numPr>
-          <w:ilvl w:val="0"/>
-          <w:numId w:val="2"/>
-        </w:numPr>
-        <w:spacing w:after="60"/>
-      </w:pPr>
-      <w:r>
-        <w:rPr>
-          <w:rFonts w:ascii="Calibri" w:cs="Calibri" w:eastAsia="Calibri" w:hAnsi="Calibri"/>
-          <w:sz w:val="22"/>
-          <w:szCs w:val="22"/>
-        </w:rPr>
-        <w:t xml:space="preserve">We store personal information securely and keep it for as long as we need it and no longer.</w:t>
-      </w:r>
-    </w:p>
-    <w:p>
-      <w:pPr>
-        <w:pStyle w:val="ListParagraph"/>
-        <w:numPr>
-          <w:ilvl w:val="0"/>
-          <w:numId w:val="2"/>
-        </w:numPr>
-        <w:spacing w:after="60"/>
-      </w:pPr>
-      <w:r>
-        <w:rPr>
-          <w:rFonts w:ascii="Calibri" w:cs="Calibri" w:eastAsia="Calibri" w:hAnsi="Calibri"/>
-          <w:sz w:val="22"/>
-          <w:szCs w:val="22"/>
-        </w:rPr>
-        <w:t xml:space="preserve">We share information only with people the participant has agreed to, or where the law requires or allows us to share it.</w:t>
-      </w:r>
-    </w:p>
-    <w:p>
-      <w:pPr>
-        <w:pStyle w:val="ListParagraph"/>
-        <w:numPr>
-          <w:ilvl w:val="0"/>
-          <w:numId w:val="2"/>
-        </w:numPr>
-        <w:spacing w:after="60"/>
-      </w:pPr>
-      <w:r>
-        <w:rPr>
-          <w:rFonts w:ascii="Calibri" w:cs="Calibri" w:eastAsia="Calibri" w:hAnsi="Calibri"/>
-          <w:sz w:val="22"/>
-          <w:szCs w:val="22"/>
-        </w:rPr>
-        <w:t xml:space="preserve">We respect each participant's privacy and dignity during supports, including in their home and when we talk about them.</w:t>
-      </w:r>
-    </w:p>
-    <w:p>
-      <w:pPr>
-        <w:pStyle w:val="ListParagraph"/>
-        <w:numPr>
-          <w:ilvl w:val="0"/>
-          <w:numId w:val="2"/>
-        </w:numPr>
-        <w:spacing w:after="60"/>
-      </w:pPr>
-      <w:r>
-        <w:rPr>
-          <w:rFonts w:ascii="Calibri" w:cs="Calibri" w:eastAsia="Calibri" w:hAnsi="Calibri"/>
-          <w:sz w:val="22"/>
-          <w:szCs w:val="22"/>
-        </w:rPr>
-        <w:t xml:space="preserve">We let participants see their information and ask us to correct it, and we respond to those requests promptly.</w:t>
-      </w:r>
-    </w:p>
-    <w:p>
-      <w:pPr>
-        <w:pStyle w:val="ListParagraph"/>
-        <w:numPr>
-          <w:ilvl w:val="0"/>
-          <w:numId w:val="2"/>
-        </w:numPr>
-        <w:spacing w:after="60"/>
-      </w:pPr>
-      <w:r>
-        <w:rPr>
-          <w:rFonts w:ascii="Calibri" w:cs="Calibri" w:eastAsia="Calibri" w:hAnsi="Calibri"/>
-          <w:sz w:val="22"/>
-          <w:szCs w:val="22"/>
-        </w:rPr>
-        <w:t xml:space="preserve">We dispose of personal information safely when we no longer need to keep it.</w:t>
-      </w:r>
-    </w:p>
-    <w:p>
-      <w:pPr>
-        <w:pStyle w:val="ListParagraph"/>
-        <w:numPr>
-          <w:ilvl w:val="0"/>
-          <w:numId w:val="2"/>
-        </w:numPr>
-        <w:spacing w:after="60"/>
-      </w:pPr>
-      <w:r>
-        <w:rPr>
-          <w:rFonts w:ascii="Calibri" w:cs="Calibri" w:eastAsia="Calibri" w:hAnsi="Calibri"/>
-          <w:sz w:val="22"/>
-          <w:szCs w:val="22"/>
-        </w:rPr>
-        <w:t xml:space="preserve">We tell the participant if their information has been lost, accessed or shared by mistake, and we act to fix the problem.</w:t>
-      </w:r>
-    </w:p>
-    <w:p>
-      <w:pPr>
-        <w:pStyle w:val="ListParagraph"/>
-        <w:numPr>
-          <w:ilvl w:val="0"/>
-          <w:numId w:val="2"/>
-        </w:numPr>
-        <w:spacing w:after="60"/>
-      </w:pPr>
-      <w:r>
-        <w:rPr>
-          <w:rFonts w:ascii="Calibri" w:cs="Calibri" w:eastAsia="Calibri" w:hAnsi="Calibri"/>
-          <w:sz w:val="22"/>
-          <w:szCs w:val="22"/>
-        </w:rPr>
-        <w:t xml:space="preserve">We handle any complaint about privacy under our complaints process.</w:t>
+        <w:t xml:space="preserve">Sunrise Supports is a sole trader business providing household tasks to participants in New South Wales. We keep this policy because the Privacy Act 1988 and the NDIS Code of Conduct require us to respect the privacy of the people we support.</w:t>
       </w:r>
     </w:p>
     <w:p>
@@ -1195,9 +931,431 @@
           <w:sz w:val="22"/>
           <w:szCs w:val="22"/>
         </w:rPr>
-        <w:t xml:space="preserve">Because Sunrise Supports has one person delivering supports, the owner is responsible for keeping each of these commitments. If we later engage other workers, we will make sure each worker knows this policy and follows it before they work with a participant.</w:t>
-      </w:r>
-    </w:p>
+        <w:t xml:space="preserve">We make the commitments below to every participant. We carry them out ourselves, because we are the only worker in the business.</w:t>
+      </w:r>
+    </w:p>
+    <w:tbl>
+      <w:tblPr>
+        <w:tblW w:type="dxa" w:w="9000"/>
+        <w:tblBorders>
+          <w:top w:val="single" w:color="auto" w:sz="4"/>
+          <w:left w:val="single" w:color="auto" w:sz="4"/>
+          <w:bottom w:val="single" w:color="auto" w:sz="4"/>
+          <w:right w:val="single" w:color="auto" w:sz="4"/>
+          <w:insideH w:val="single" w:color="auto" w:sz="4"/>
+          <w:insideV w:val="single" w:color="auto" w:sz="4"/>
+        </w:tblBorders>
+      </w:tblPr>
+      <w:tblGrid>
+        <w:gridCol w:w="4500"/>
+        <w:gridCol w:w="4500"/>
+      </w:tblGrid>
+      <w:tr>
+        <w:trPr>
+          <w:tblHeader/>
+        </w:trPr>
+        <w:tc>
+          <w:tcPr>
+            <w:tcW w:type="dxa" w:w="4500"/>
+            <w:tcBorders>
+              <w:top w:val="single" w:color="999999" w:sz="4"/>
+              <w:left w:val="single" w:color="999999" w:sz="4"/>
+              <w:bottom w:val="single" w:color="999999" w:sz="4"/>
+              <w:right w:val="single" w:color="999999" w:sz="4"/>
+            </w:tcBorders>
+            <w:shd w:fill="EEEEEE" w:val="clear"/>
+          </w:tcPr>
+          <w:p>
+            <w:r>
+              <w:rPr>
+                <w:rFonts w:ascii="Calibri" w:cs="Calibri" w:eastAsia="Calibri" w:hAnsi="Calibri"/>
+                <w:b/>
+                <w:bCs/>
+                <w:sz w:val="22"/>
+                <w:szCs w:val="22"/>
+              </w:rPr>
+              <w:t xml:space="preserve">Our commitment</w:t>
+            </w:r>
+          </w:p>
+        </w:tc>
+        <w:tc>
+          <w:tcPr>
+            <w:tcW w:type="dxa" w:w="4500"/>
+            <w:tcBorders>
+              <w:top w:val="single" w:color="999999" w:sz="4"/>
+              <w:left w:val="single" w:color="999999" w:sz="4"/>
+              <w:bottom w:val="single" w:color="999999" w:sz="4"/>
+              <w:right w:val="single" w:color="999999" w:sz="4"/>
+            </w:tcBorders>
+            <w:shd w:fill="EEEEEE" w:val="clear"/>
+          </w:tcPr>
+          <w:p>
+            <w:r>
+              <w:rPr>
+                <w:rFonts w:ascii="Calibri" w:cs="Calibri" w:eastAsia="Calibri" w:hAnsi="Calibri"/>
+                <w:b/>
+                <w:bCs/>
+                <w:sz w:val="22"/>
+                <w:szCs w:val="22"/>
+              </w:rPr>
+              <w:t xml:space="preserve">What we do</w:t>
+            </w:r>
+          </w:p>
+        </w:tc>
+      </w:tr>
+      <w:tr>
+        <w:tc>
+          <w:tcPr>
+            <w:tcW w:type="dxa" w:w="4500"/>
+            <w:tcBorders>
+              <w:top w:val="single" w:color="999999" w:sz="4"/>
+              <w:left w:val="single" w:color="999999" w:sz="4"/>
+              <w:bottom w:val="single" w:color="999999" w:sz="4"/>
+              <w:right w:val="single" w:color="999999" w:sz="4"/>
+            </w:tcBorders>
+          </w:tcPr>
+          <w:p>
+            <w:r>
+              <w:rPr>
+                <w:rFonts w:ascii="Calibri" w:cs="Calibri" w:eastAsia="Calibri" w:hAnsi="Calibri"/>
+                <w:sz w:val="22"/>
+                <w:szCs w:val="22"/>
+              </w:rPr>
+              <w:t xml:space="preserve">We collect personal information only with consent.</w:t>
+            </w:r>
+          </w:p>
+        </w:tc>
+        <w:tc>
+          <w:tcPr>
+            <w:tcW w:type="dxa" w:w="4500"/>
+            <w:tcBorders>
+              <w:top w:val="single" w:color="999999" w:sz="4"/>
+              <w:left w:val="single" w:color="999999" w:sz="4"/>
+              <w:bottom w:val="single" w:color="999999" w:sz="4"/>
+              <w:right w:val="single" w:color="999999" w:sz="4"/>
+            </w:tcBorders>
+          </w:tcPr>
+          <w:p>
+            <w:r>
+              <w:rPr>
+                <w:rFonts w:ascii="Calibri" w:cs="Calibri" w:eastAsia="Calibri" w:hAnsi="Calibri"/>
+                <w:sz w:val="22"/>
+                <w:szCs w:val="22"/>
+              </w:rPr>
+              <w:t xml:space="preserve">We explain what we need and why before we ask. We collect only what we need to provide household tasks safely. We record the participant's consent before we collect it.</w:t>
+            </w:r>
+          </w:p>
+        </w:tc>
+      </w:tr>
+      <w:tr>
+        <w:tc>
+          <w:tcPr>
+            <w:tcW w:type="dxa" w:w="4500"/>
+            <w:tcBorders>
+              <w:top w:val="single" w:color="999999" w:sz="4"/>
+              <w:left w:val="single" w:color="999999" w:sz="4"/>
+              <w:bottom w:val="single" w:color="999999" w:sz="4"/>
+              <w:right w:val="single" w:color="999999" w:sz="4"/>
+            </w:tcBorders>
+          </w:tcPr>
+          <w:p>
+            <w:r>
+              <w:rPr>
+                <w:rFonts w:ascii="Calibri" w:cs="Calibri" w:eastAsia="Calibri" w:hAnsi="Calibri"/>
+                <w:sz w:val="22"/>
+                <w:szCs w:val="22"/>
+              </w:rPr>
+              <w:t xml:space="preserve">We are open about how we use information.</w:t>
+            </w:r>
+          </w:p>
+        </w:tc>
+        <w:tc>
+          <w:tcPr>
+            <w:tcW w:type="dxa" w:w="4500"/>
+            <w:tcBorders>
+              <w:top w:val="single" w:color="999999" w:sz="4"/>
+              <w:left w:val="single" w:color="999999" w:sz="4"/>
+              <w:bottom w:val="single" w:color="999999" w:sz="4"/>
+              <w:right w:val="single" w:color="999999" w:sz="4"/>
+            </w:tcBorders>
+          </w:tcPr>
+          <w:p>
+            <w:r>
+              <w:rPr>
+                <w:rFonts w:ascii="Calibri" w:cs="Calibri" w:eastAsia="Calibri" w:hAnsi="Calibri"/>
+                <w:sz w:val="22"/>
+                <w:szCs w:val="22"/>
+              </w:rPr>
+              <w:t xml:space="preserve">We use personal information only for the purpose we told the participant about. We ask again before we use it for anything else.</w:t>
+            </w:r>
+          </w:p>
+        </w:tc>
+      </w:tr>
+      <w:tr>
+        <w:tc>
+          <w:tcPr>
+            <w:tcW w:type="dxa" w:w="4500"/>
+            <w:tcBorders>
+              <w:top w:val="single" w:color="999999" w:sz="4"/>
+              <w:left w:val="single" w:color="999999" w:sz="4"/>
+              <w:bottom w:val="single" w:color="999999" w:sz="4"/>
+              <w:right w:val="single" w:color="999999" w:sz="4"/>
+            </w:tcBorders>
+          </w:tcPr>
+          <w:p>
+            <w:r>
+              <w:rPr>
+                <w:rFonts w:ascii="Calibri" w:cs="Calibri" w:eastAsia="Calibri" w:hAnsi="Calibri"/>
+                <w:sz w:val="22"/>
+                <w:szCs w:val="22"/>
+              </w:rPr>
+              <w:t xml:space="preserve">We store information securely.</w:t>
+            </w:r>
+          </w:p>
+        </w:tc>
+        <w:tc>
+          <w:tcPr>
+            <w:tcW w:type="dxa" w:w="4500"/>
+            <w:tcBorders>
+              <w:top w:val="single" w:color="999999" w:sz="4"/>
+              <w:left w:val="single" w:color="999999" w:sz="4"/>
+              <w:bottom w:val="single" w:color="999999" w:sz="4"/>
+              <w:right w:val="single" w:color="999999" w:sz="4"/>
+            </w:tcBorders>
+          </w:tcPr>
+          <w:p>
+            <w:r>
+              <w:rPr>
+                <w:rFonts w:ascii="Calibri" w:cs="Calibri" w:eastAsia="Calibri" w:hAnsi="Calibri"/>
+                <w:sz w:val="22"/>
+                <w:szCs w:val="22"/>
+              </w:rPr>
+              <w:t xml:space="preserve">We keep records in a locked place or in a password-protected file. We do not leave participant information where others can see it.</w:t>
+            </w:r>
+          </w:p>
+        </w:tc>
+      </w:tr>
+      <w:tr>
+        <w:tc>
+          <w:tcPr>
+            <w:tcW w:type="dxa" w:w="4500"/>
+            <w:tcBorders>
+              <w:top w:val="single" w:color="999999" w:sz="4"/>
+              <w:left w:val="single" w:color="999999" w:sz="4"/>
+              <w:bottom w:val="single" w:color="999999" w:sz="4"/>
+              <w:right w:val="single" w:color="999999" w:sz="4"/>
+            </w:tcBorders>
+          </w:tcPr>
+          <w:p>
+            <w:r>
+              <w:rPr>
+                <w:rFonts w:ascii="Calibri" w:cs="Calibri" w:eastAsia="Calibri" w:hAnsi="Calibri"/>
+                <w:sz w:val="22"/>
+                <w:szCs w:val="22"/>
+              </w:rPr>
+              <w:t xml:space="preserve">We share information only when we have permission or the law requires it.</w:t>
+            </w:r>
+          </w:p>
+        </w:tc>
+        <w:tc>
+          <w:tcPr>
+            <w:tcW w:type="dxa" w:w="4500"/>
+            <w:tcBorders>
+              <w:top w:val="single" w:color="999999" w:sz="4"/>
+              <w:left w:val="single" w:color="999999" w:sz="4"/>
+              <w:bottom w:val="single" w:color="999999" w:sz="4"/>
+              <w:right w:val="single" w:color="999999" w:sz="4"/>
+            </w:tcBorders>
+          </w:tcPr>
+          <w:p>
+            <w:r>
+              <w:rPr>
+                <w:rFonts w:ascii="Calibri" w:cs="Calibri" w:eastAsia="Calibri" w:hAnsi="Calibri"/>
+                <w:sz w:val="22"/>
+                <w:szCs w:val="22"/>
+              </w:rPr>
+              <w:t xml:space="preserve">We ask the participant before we share their information with anyone. We share without consent only when the law requires it, and we record what we shared and why.</w:t>
+            </w:r>
+          </w:p>
+        </w:tc>
+      </w:tr>
+      <w:tr>
+        <w:tc>
+          <w:tcPr>
+            <w:tcW w:type="dxa" w:w="4500"/>
+            <w:tcBorders>
+              <w:top w:val="single" w:color="999999" w:sz="4"/>
+              <w:left w:val="single" w:color="999999" w:sz="4"/>
+              <w:bottom w:val="single" w:color="999999" w:sz="4"/>
+              <w:right w:val="single" w:color="999999" w:sz="4"/>
+            </w:tcBorders>
+          </w:tcPr>
+          <w:p>
+            <w:r>
+              <w:rPr>
+                <w:rFonts w:ascii="Calibri" w:cs="Calibri" w:eastAsia="Calibri" w:hAnsi="Calibri"/>
+                <w:sz w:val="22"/>
+                <w:szCs w:val="22"/>
+              </w:rPr>
+              <w:t xml:space="preserve">We protect privacy and dignity during supports.</w:t>
+            </w:r>
+          </w:p>
+        </w:tc>
+        <w:tc>
+          <w:tcPr>
+            <w:tcW w:type="dxa" w:w="4500"/>
+            <w:tcBorders>
+              <w:top w:val="single" w:color="999999" w:sz="4"/>
+              <w:left w:val="single" w:color="999999" w:sz="4"/>
+              <w:bottom w:val="single" w:color="999999" w:sz="4"/>
+              <w:right w:val="single" w:color="999999" w:sz="4"/>
+            </w:tcBorders>
+          </w:tcPr>
+          <w:p>
+            <w:r>
+              <w:rPr>
+                <w:rFonts w:ascii="Calibri" w:cs="Calibri" w:eastAsia="Calibri" w:hAnsi="Calibri"/>
+                <w:sz w:val="22"/>
+                <w:szCs w:val="22"/>
+              </w:rPr>
+              <w:t xml:space="preserve">When we work in a participant's home, we do not look through their personal papers or belongings beyond what the task needs. We do not talk about one participant with another, and we respect each participant's wishes about their home and their things.</w:t>
+            </w:r>
+          </w:p>
+        </w:tc>
+      </w:tr>
+      <w:tr>
+        <w:tc>
+          <w:tcPr>
+            <w:tcW w:type="dxa" w:w="4500"/>
+            <w:tcBorders>
+              <w:top w:val="single" w:color="999999" w:sz="4"/>
+              <w:left w:val="single" w:color="999999" w:sz="4"/>
+              <w:bottom w:val="single" w:color="999999" w:sz="4"/>
+              <w:right w:val="single" w:color="999999" w:sz="4"/>
+            </w:tcBorders>
+          </w:tcPr>
+          <w:p>
+            <w:r>
+              <w:rPr>
+                <w:rFonts w:ascii="Calibri" w:cs="Calibri" w:eastAsia="Calibri" w:hAnsi="Calibri"/>
+                <w:sz w:val="22"/>
+                <w:szCs w:val="22"/>
+              </w:rPr>
+              <w:t xml:space="preserve">We let participants see and correct their information.</w:t>
+            </w:r>
+          </w:p>
+        </w:tc>
+        <w:tc>
+          <w:tcPr>
+            <w:tcW w:type="dxa" w:w="4500"/>
+            <w:tcBorders>
+              <w:top w:val="single" w:color="999999" w:sz="4"/>
+              <w:left w:val="single" w:color="999999" w:sz="4"/>
+              <w:bottom w:val="single" w:color="999999" w:sz="4"/>
+              <w:right w:val="single" w:color="999999" w:sz="4"/>
+            </w:tcBorders>
+          </w:tcPr>
+          <w:p>
+            <w:r>
+              <w:rPr>
+                <w:rFonts w:ascii="Calibri" w:cs="Calibri" w:eastAsia="Calibri" w:hAnsi="Calibri"/>
+                <w:sz w:val="22"/>
+                <w:szCs w:val="22"/>
+              </w:rPr>
+              <w:t xml:space="preserve">A participant can ask to see the information we hold about them. We respond to the request and correct anything that is wrong.</w:t>
+            </w:r>
+          </w:p>
+        </w:tc>
+      </w:tr>
+      <w:tr>
+        <w:tc>
+          <w:tcPr>
+            <w:tcW w:type="dxa" w:w="4500"/>
+            <w:tcBorders>
+              <w:top w:val="single" w:color="999999" w:sz="4"/>
+              <w:left w:val="single" w:color="999999" w:sz="4"/>
+              <w:bottom w:val="single" w:color="999999" w:sz="4"/>
+              <w:right w:val="single" w:color="999999" w:sz="4"/>
+            </w:tcBorders>
+          </w:tcPr>
+          <w:p>
+            <w:r>
+              <w:rPr>
+                <w:rFonts w:ascii="Calibri" w:cs="Calibri" w:eastAsia="Calibri" w:hAnsi="Calibri"/>
+                <w:sz w:val="22"/>
+                <w:szCs w:val="22"/>
+              </w:rPr>
+              <w:t xml:space="preserve">We dispose of information safely.</w:t>
+            </w:r>
+          </w:p>
+        </w:tc>
+        <w:tc>
+          <w:tcPr>
+            <w:tcW w:type="dxa" w:w="4500"/>
+            <w:tcBorders>
+              <w:top w:val="single" w:color="999999" w:sz="4"/>
+              <w:left w:val="single" w:color="999999" w:sz="4"/>
+              <w:bottom w:val="single" w:color="999999" w:sz="4"/>
+              <w:right w:val="single" w:color="999999" w:sz="4"/>
+            </w:tcBorders>
+          </w:tcPr>
+          <w:p>
+            <w:r>
+              <w:rPr>
+                <w:rFonts w:ascii="Calibri" w:cs="Calibri" w:eastAsia="Calibri" w:hAnsi="Calibri"/>
+                <w:sz w:val="22"/>
+                <w:szCs w:val="22"/>
+              </w:rPr>
+              <w:t xml:space="preserve">When we no longer need a record and the law does not require us to keep it, we destroy it securely, by shredding paper and permanently deleting files.</w:t>
+            </w:r>
+          </w:p>
+        </w:tc>
+      </w:tr>
+      <w:tr>
+        <w:tc>
+          <w:tcPr>
+            <w:tcW w:type="dxa" w:w="4500"/>
+            <w:tcBorders>
+              <w:top w:val="single" w:color="999999" w:sz="4"/>
+              <w:left w:val="single" w:color="999999" w:sz="4"/>
+              <w:bottom w:val="single" w:color="999999" w:sz="4"/>
+              <w:right w:val="single" w:color="999999" w:sz="4"/>
+            </w:tcBorders>
+          </w:tcPr>
+          <w:p>
+            <w:r>
+              <w:rPr>
+                <w:rFonts w:ascii="Calibri" w:cs="Calibri" w:eastAsia="Calibri" w:hAnsi="Calibri"/>
+                <w:sz w:val="22"/>
+                <w:szCs w:val="22"/>
+              </w:rPr>
+              <w:t xml:space="preserve">We deal with privacy problems quickly and honestly.</w:t>
+            </w:r>
+          </w:p>
+        </w:tc>
+        <w:tc>
+          <w:tcPr>
+            <w:tcW w:type="dxa" w:w="4500"/>
+            <w:tcBorders>
+              <w:top w:val="single" w:color="999999" w:sz="4"/>
+              <w:left w:val="single" w:color="999999" w:sz="4"/>
+              <w:bottom w:val="single" w:color="999999" w:sz="4"/>
+              <w:right w:val="single" w:color="999999" w:sz="4"/>
+            </w:tcBorders>
+          </w:tcPr>
+          <w:p>
+            <w:r>
+              <w:rPr>
+                <w:rFonts w:ascii="Calibri" w:cs="Calibri" w:eastAsia="Calibri" w:hAnsi="Calibri"/>
+                <w:sz w:val="22"/>
+                <w:szCs w:val="22"/>
+              </w:rPr>
+              <w:t xml:space="preserve">If personal information is lost or shared by mistake, we act at once to limit the harm, tell the participant, and record what happened and what we changed.</w:t>
+            </w:r>
+          </w:p>
+        </w:tc>
+      </w:tr>
+    </w:tbl>
     <w:p>
       <w:pPr>
         <w:spacing w:after="120"/>
@@ -1208,7 +1366,20 @@
           <w:sz w:val="22"/>
           <w:szCs w:val="22"/>
         </w:rPr>
-        <w:t xml:space="preserve">Our work gives us access to participants' homes, and that may give us access to private belongings and information. We do not read, copy, photograph or share anything we see in a participant's home unless the participant has agreed and it is needed for their supports.</w:t>
+        <w:t xml:space="preserve"/>
+      </w:r>
+    </w:p>
+    <w:p>
+      <w:pPr>
+        <w:spacing w:after="120"/>
+      </w:pPr>
+      <w:r>
+        <w:rPr>
+          <w:rFonts w:ascii="Calibri" w:cs="Calibri" w:eastAsia="Calibri" w:hAnsi="Calibri"/>
+          <w:sz w:val="22"/>
+          <w:szCs w:val="22"/>
+        </w:rPr>
+        <w:t xml:space="preserve">We do not use participant information for marketing. We do not put it on social media or in messages to others, and we do not use it for any purpose a participant has not agreed to.</w:t>
       </w:r>
     </w:p>
     <w:p>

--- a/product/evidence/req-005/sole-trader/privacy-and-information-management-policy.docx
+++ b/product/evidence/req-005/sole-trader/privacy-and-information-management-policy.docx
@@ -27,8 +27,8 @@
           <w:rFonts w:ascii="Calibri" w:cs="Calibri" w:eastAsia="Calibri" w:hAnsi="Calibri"/>
           <w:i/>
           <w:iCs/>
-          <w:sz w:val="22"/>
-          <w:szCs w:val="22"/>
+          <w:sz w:val="24"/>
+          <w:szCs w:val="24"/>
         </w:rPr>
         <w:t xml:space="preserve">Sunrise Supports</w:t>
       </w:r>
@@ -84,8 +84,6 @@
                 <w:rFonts w:ascii="Calibri" w:cs="Calibri" w:eastAsia="Calibri" w:hAnsi="Calibri"/>
                 <w:b/>
                 <w:bCs/>
-                <w:sz w:val="22"/>
-                <w:szCs w:val="22"/>
               </w:rPr>
               <w:t xml:space="preserve">Item</w:t>
             </w:r>
@@ -108,8 +106,6 @@
                 <w:rFonts w:ascii="Calibri" w:cs="Calibri" w:eastAsia="Calibri" w:hAnsi="Calibri"/>
                 <w:b/>
                 <w:bCs/>
-                <w:sz w:val="22"/>
-                <w:szCs w:val="22"/>
               </w:rPr>
               <w:t xml:space="preserve">Detail</w:t>
             </w:r>
@@ -117,6 +113,9 @@
         </w:tc>
       </w:tr>
       <w:tr>
+        <w:trPr>
+          <w:cantSplit/>
+        </w:trPr>
         <w:tc>
           <w:tcPr>
             <w:tcW w:type="dxa" w:w="4500"/>
@@ -131,8 +130,6 @@
             <w:r>
               <w:rPr>
                 <w:rFonts w:ascii="Calibri" w:cs="Calibri" w:eastAsia="Calibri" w:hAnsi="Calibri"/>
-                <w:sz w:val="22"/>
-                <w:szCs w:val="22"/>
               </w:rPr>
               <w:t xml:space="preserve">Document</w:t>
             </w:r>
@@ -152,8 +149,6 @@
             <w:r>
               <w:rPr>
                 <w:rFonts w:ascii="Calibri" w:cs="Calibri" w:eastAsia="Calibri" w:hAnsi="Calibri"/>
-                <w:sz w:val="22"/>
-                <w:szCs w:val="22"/>
               </w:rPr>
               <w:t xml:space="preserve">Privacy and information management policy</w:t>
             </w:r>
@@ -161,6 +156,9 @@
         </w:tc>
       </w:tr>
       <w:tr>
+        <w:trPr>
+          <w:cantSplit/>
+        </w:trPr>
         <w:tc>
           <w:tcPr>
             <w:tcW w:type="dxa" w:w="4500"/>
@@ -175,8 +173,6 @@
             <w:r>
               <w:rPr>
                 <w:rFonts w:ascii="Calibri" w:cs="Calibri" w:eastAsia="Calibri" w:hAnsi="Calibri"/>
-                <w:sz w:val="22"/>
-                <w:szCs w:val="22"/>
               </w:rPr>
               <w:t xml:space="preserve">Provider</w:t>
             </w:r>
@@ -196,8 +192,6 @@
             <w:r>
               <w:rPr>
                 <w:rFonts w:ascii="Calibri" w:cs="Calibri" w:eastAsia="Calibri" w:hAnsi="Calibri"/>
-                <w:sz w:val="22"/>
-                <w:szCs w:val="22"/>
               </w:rPr>
               <w:t xml:space="preserve">Sunrise Supports</w:t>
             </w:r>
@@ -205,6 +199,9 @@
         </w:tc>
       </w:tr>
       <w:tr>
+        <w:trPr>
+          <w:cantSplit/>
+        </w:trPr>
         <w:tc>
           <w:tcPr>
             <w:tcW w:type="dxa" w:w="4500"/>
@@ -219,8 +216,6 @@
             <w:r>
               <w:rPr>
                 <w:rFonts w:ascii="Calibri" w:cs="Calibri" w:eastAsia="Calibri" w:hAnsi="Calibri"/>
-                <w:sz w:val="22"/>
-                <w:szCs w:val="22"/>
               </w:rPr>
               <w:t xml:space="preserve">Version</w:t>
             </w:r>
@@ -240,8 +235,6 @@
             <w:r>
               <w:rPr>
                 <w:rFonts w:ascii="Calibri" w:cs="Calibri" w:eastAsia="Calibri" w:hAnsi="Calibri"/>
-                <w:sz w:val="22"/>
-                <w:szCs w:val="22"/>
               </w:rPr>
               <w:t xml:space="preserve">review-pack</w:t>
             </w:r>
@@ -249,6 +242,9 @@
         </w:tc>
       </w:tr>
       <w:tr>
+        <w:trPr>
+          <w:cantSplit/>
+        </w:trPr>
         <w:tc>
           <w:tcPr>
             <w:tcW w:type="dxa" w:w="4500"/>
@@ -263,10 +259,8 @@
             <w:r>
               <w:rPr>
                 <w:rFonts w:ascii="Calibri" w:cs="Calibri" w:eastAsia="Calibri" w:hAnsi="Calibri"/>
-                <w:sz w:val="22"/>
-                <w:szCs w:val="22"/>
-              </w:rPr>
-              <w:t xml:space="preserve">Generated</w:t>
+              </w:rPr>
+              <w:t xml:space="preserve">Drafted</w:t>
             </w:r>
           </w:p>
         </w:tc>
@@ -284,15 +278,16 @@
             <w:r>
               <w:rPr>
                 <w:rFonts w:ascii="Calibri" w:cs="Calibri" w:eastAsia="Calibri" w:hAnsi="Calibri"/>
-                <w:sz w:val="22"/>
-                <w:szCs w:val="22"/>
-              </w:rPr>
-              <w:t xml:space="preserve">12 October 2026</w:t>
+              </w:rPr>
+              <w:t xml:space="preserve">14 October 2026</w:t>
             </w:r>
           </w:p>
         </w:tc>
       </w:tr>
       <w:tr>
+        <w:trPr>
+          <w:cantSplit/>
+        </w:trPr>
         <w:tc>
           <w:tcPr>
             <w:tcW w:type="dxa" w:w="4500"/>
@@ -307,10 +302,8 @@
             <w:r>
               <w:rPr>
                 <w:rFonts w:ascii="Calibri" w:cs="Calibri" w:eastAsia="Calibri" w:hAnsi="Calibri"/>
-                <w:sz w:val="22"/>
-                <w:szCs w:val="22"/>
-              </w:rPr>
-              <w:t xml:space="preserve">Approval</w:t>
+              </w:rPr>
+              <w:t xml:space="preserve">Approver</w:t>
             </w:r>
           </w:p>
         </w:tc>
@@ -328,15 +321,16 @@
             <w:r>
               <w:rPr>
                 <w:rFonts w:ascii="Calibri" w:cs="Calibri" w:eastAsia="Calibri" w:hAnsi="Calibri"/>
-                <w:sz w:val="22"/>
-                <w:szCs w:val="22"/>
-              </w:rPr>
-              <w:t xml:space="preserve">[Provider to complete: name, role and date]</w:t>
+              </w:rPr>
+              <w:t xml:space="preserve">Jane Citizen, Owner</w:t>
             </w:r>
           </w:p>
         </w:tc>
       </w:tr>
       <w:tr>
+        <w:trPr>
+          <w:cantSplit/>
+        </w:trPr>
         <w:tc>
           <w:tcPr>
             <w:tcW w:type="dxa" w:w="4500"/>
@@ -351,8 +345,49 @@
             <w:r>
               <w:rPr>
                 <w:rFonts w:ascii="Calibri" w:cs="Calibri" w:eastAsia="Calibri" w:hAnsi="Calibri"/>
-                <w:sz w:val="22"/>
-                <w:szCs w:val="22"/>
+              </w:rPr>
+              <w:t xml:space="preserve">Approval date</w:t>
+            </w:r>
+          </w:p>
+        </w:tc>
+        <w:tc>
+          <w:tcPr>
+            <w:tcW w:type="dxa" w:w="4500"/>
+            <w:tcBorders>
+              <w:top w:val="single" w:color="999999" w:sz="4"/>
+              <w:left w:val="single" w:color="999999" w:sz="4"/>
+              <w:bottom w:val="single" w:color="999999" w:sz="4"/>
+              <w:right w:val="single" w:color="999999" w:sz="4"/>
+            </w:tcBorders>
+          </w:tcPr>
+          <w:p>
+            <w:r>
+              <w:rPr>
+                <w:rFonts w:ascii="Calibri" w:cs="Calibri" w:eastAsia="Calibri" w:hAnsi="Calibri"/>
+              </w:rPr>
+              <w:t xml:space="preserve">14 October 2026</w:t>
+            </w:r>
+          </w:p>
+        </w:tc>
+      </w:tr>
+      <w:tr>
+        <w:trPr>
+          <w:cantSplit/>
+        </w:trPr>
+        <w:tc>
+          <w:tcPr>
+            <w:tcW w:type="dxa" w:w="4500"/>
+            <w:tcBorders>
+              <w:top w:val="single" w:color="999999" w:sz="4"/>
+              <w:left w:val="single" w:color="999999" w:sz="4"/>
+              <w:bottom w:val="single" w:color="999999" w:sz="4"/>
+              <w:right w:val="single" w:color="999999" w:sz="4"/>
+            </w:tcBorders>
+          </w:tcPr>
+          <w:p>
+            <w:r>
+              <w:rPr>
+                <w:rFonts w:ascii="Calibri" w:cs="Calibri" w:eastAsia="Calibri" w:hAnsi="Calibri"/>
               </w:rPr>
               <w:t xml:space="preserve">Next review</w:t>
             </w:r>
@@ -372,10 +407,51 @@
             <w:r>
               <w:rPr>
                 <w:rFonts w:ascii="Calibri" w:cs="Calibri" w:eastAsia="Calibri" w:hAnsi="Calibri"/>
-                <w:sz w:val="22"/>
-                <w:szCs w:val="22"/>
-              </w:rPr>
-              <w:t xml:space="preserve">12 October 2027</w:t>
+              </w:rPr>
+              <w:t xml:space="preserve">14 October 2027</w:t>
+            </w:r>
+          </w:p>
+        </w:tc>
+      </w:tr>
+      <w:tr>
+        <w:trPr>
+          <w:cantSplit/>
+        </w:trPr>
+        <w:tc>
+          <w:tcPr>
+            <w:tcW w:type="dxa" w:w="4500"/>
+            <w:tcBorders>
+              <w:top w:val="single" w:color="999999" w:sz="4"/>
+              <w:left w:val="single" w:color="999999" w:sz="4"/>
+              <w:bottom w:val="single" w:color="999999" w:sz="4"/>
+              <w:right w:val="single" w:color="999999" w:sz="4"/>
+            </w:tcBorders>
+          </w:tcPr>
+          <w:p>
+            <w:r>
+              <w:rPr>
+                <w:rFonts w:ascii="Calibri" w:cs="Calibri" w:eastAsia="Calibri" w:hAnsi="Calibri"/>
+              </w:rPr>
+              <w:t xml:space="preserve">Standards it supports</w:t>
+            </w:r>
+          </w:p>
+        </w:tc>
+        <w:tc>
+          <w:tcPr>
+            <w:tcW w:type="dxa" w:w="4500"/>
+            <w:tcBorders>
+              <w:top w:val="single" w:color="999999" w:sz="4"/>
+              <w:left w:val="single" w:color="999999" w:sz="4"/>
+              <w:bottom w:val="single" w:color="999999" w:sz="4"/>
+              <w:right w:val="single" w:color="999999" w:sz="4"/>
+            </w:tcBorders>
+          </w:tcPr>
+          <w:p>
+            <w:r>
+              <w:rPr>
+                <w:rFonts w:ascii="Calibri" w:cs="Calibri" w:eastAsia="Calibri" w:hAnsi="Calibri"/>
+              </w:rPr>
+              <w:t xml:space="preserve">the Privacy Act 1988 and the NDIS Code of Conduct require us to respect the privacy of the people we support</w:t>
             </w:r>
           </w:p>
         </w:tc>
@@ -383,26 +459,22 @@
     </w:tbl>
     <w:p>
       <w:pPr>
-        <w:spacing w:after="120"/>
-      </w:pPr>
-      <w:r>
-        <w:rPr>
-          <w:rFonts w:ascii="Calibri" w:cs="Calibri" w:eastAsia="Calibri" w:hAnsi="Calibri"/>
-          <w:sz w:val="22"/>
-          <w:szCs w:val="22"/>
+        <w:spacing w:after="120" w:line="276"/>
+      </w:pPr>
+      <w:r>
+        <w:rPr>
+          <w:rFonts w:ascii="Calibri" w:cs="Calibri" w:eastAsia="Calibri" w:hAnsi="Calibri"/>
         </w:rPr>
         <w:t xml:space="preserve"/>
       </w:r>
     </w:p>
     <w:p>
       <w:pPr>
-        <w:spacing w:after="120"/>
-      </w:pPr>
-      <w:r>
-        <w:rPr>
-          <w:rFonts w:ascii="Calibri" w:cs="Calibri" w:eastAsia="Calibri" w:hAnsi="Calibri"/>
-          <w:sz w:val="22"/>
-          <w:szCs w:val="22"/>
+        <w:spacing w:after="120" w:line="276"/>
+      </w:pPr>
+      <w:r>
+        <w:rPr>
+          <w:rFonts w:ascii="Calibri" w:cs="Calibri" w:eastAsia="Calibri" w:hAnsi="Calibri"/>
         </w:rPr>
         <w:t xml:space="preserve">Verification providers are not audited against this document under the NDIS Practice Standards. We keep it because the Privacy Act 1988 and the NDIS Code of Conduct require us to respect the privacy of the people we support.</w:t>
       </w:r>
@@ -423,26 +495,38 @@
     </w:p>
     <w:p>
       <w:pPr>
-        <w:spacing w:after="120"/>
-      </w:pPr>
-      <w:r>
-        <w:rPr>
-          <w:rFonts w:ascii="Calibri" w:cs="Calibri" w:eastAsia="Calibri" w:hAnsi="Calibri"/>
-          <w:sz w:val="22"/>
-          <w:szCs w:val="22"/>
+        <w:spacing w:after="80"/>
+      </w:pPr>
+      <w:r>
+        <w:rPr>
+          <w:rFonts w:ascii="Calibri" w:cs="Calibri" w:eastAsia="Calibri" w:hAnsi="Calibri"/>
+          <w:i/>
+          <w:iCs/>
+          <w:color w:val="555555"/>
+          <w:sz w:val="20"/>
+          <w:szCs w:val="20"/>
+        </w:rPr>
+        <w:t xml:space="preserve">Drafted from your answers.</w:t>
+      </w:r>
+    </w:p>
+    <w:p>
+      <w:pPr>
+        <w:spacing w:after="120" w:line="276"/>
+      </w:pPr>
+      <w:r>
+        <w:rPr>
+          <w:rFonts w:ascii="Calibri" w:cs="Calibri" w:eastAsia="Calibri" w:hAnsi="Calibri"/>
         </w:rPr>
         <w:t xml:space="preserve">This policy explains how Sunrise Supports collects, stores, uses, shares and disposes of personal information.</w:t>
       </w:r>
     </w:p>
     <w:p>
       <w:pPr>
-        <w:spacing w:after="120"/>
-      </w:pPr>
-      <w:r>
-        <w:rPr>
-          <w:rFonts w:ascii="Calibri" w:cs="Calibri" w:eastAsia="Calibri" w:hAnsi="Calibri"/>
-          <w:sz w:val="22"/>
-          <w:szCs w:val="22"/>
+        <w:spacing w:after="120" w:line="276"/>
+      </w:pPr>
+      <w:r>
+        <w:rPr>
+          <w:rFonts w:ascii="Calibri" w:cs="Calibri" w:eastAsia="Calibri" w:hAnsi="Calibri"/>
         </w:rPr>
         <w:t xml:space="preserve">It supports the Privacy Act 1988 and the NDIS Code of Conduct, which require us to respect participants' privacy.</w:t>
       </w:r>
@@ -463,26 +547,38 @@
     </w:p>
     <w:p>
       <w:pPr>
-        <w:spacing w:after="120"/>
-      </w:pPr>
-      <w:r>
-        <w:rPr>
-          <w:rFonts w:ascii="Calibri" w:cs="Calibri" w:eastAsia="Calibri" w:hAnsi="Calibri"/>
-          <w:sz w:val="22"/>
-          <w:szCs w:val="22"/>
+        <w:spacing w:after="80"/>
+      </w:pPr>
+      <w:r>
+        <w:rPr>
+          <w:rFonts w:ascii="Calibri" w:cs="Calibri" w:eastAsia="Calibri" w:hAnsi="Calibri"/>
+          <w:i/>
+          <w:iCs/>
+          <w:color w:val="555555"/>
+          <w:sz w:val="20"/>
+          <w:szCs w:val="20"/>
+        </w:rPr>
+        <w:t xml:space="preserve">Drafted from your answers.</w:t>
+      </w:r>
+    </w:p>
+    <w:p>
+      <w:pPr>
+        <w:spacing w:after="120" w:line="276"/>
+      </w:pPr>
+      <w:r>
+        <w:rPr>
+          <w:rFonts w:ascii="Calibri" w:cs="Calibri" w:eastAsia="Calibri" w:hAnsi="Calibri"/>
         </w:rPr>
         <w:t xml:space="preserve">This policy applies to Sunrise Supports, a sole trader business. It covers all personal information we collect, store, use, share and dispose of in the course of our work.</w:t>
       </w:r>
     </w:p>
     <w:p>
       <w:pPr>
-        <w:spacing w:after="120"/>
-      </w:pPr>
-      <w:r>
-        <w:rPr>
-          <w:rFonts w:ascii="Calibri" w:cs="Calibri" w:eastAsia="Calibri" w:hAnsi="Calibri"/>
-          <w:sz w:val="22"/>
-          <w:szCs w:val="22"/>
+        <w:spacing w:after="120" w:line="276"/>
+      </w:pPr>
+      <w:r>
+        <w:rPr>
+          <w:rFonts w:ascii="Calibri" w:cs="Calibri" w:eastAsia="Calibri" w:hAnsi="Calibri"/>
         </w:rPr>
         <w:t xml:space="preserve">We deliver household tasks (support type 0120) in New South Wales. This policy applies to every participant we support and to every place where we deliver those supports, including participants' homes.</w:t>
       </w:r>
@@ -524,8 +620,6 @@
                 <w:rFonts w:ascii="Calibri" w:cs="Calibri" w:eastAsia="Calibri" w:hAnsi="Calibri"/>
                 <w:b/>
                 <w:bCs/>
-                <w:sz w:val="22"/>
-                <w:szCs w:val="22"/>
               </w:rPr>
               <w:t xml:space="preserve">What it covers</w:t>
             </w:r>
@@ -548,8 +642,6 @@
                 <w:rFonts w:ascii="Calibri" w:cs="Calibri" w:eastAsia="Calibri" w:hAnsi="Calibri"/>
                 <w:b/>
                 <w:bCs/>
-                <w:sz w:val="22"/>
-                <w:szCs w:val="22"/>
               </w:rPr>
               <w:t xml:space="preserve">How it applies to us</w:t>
             </w:r>
@@ -557,6 +649,9 @@
         </w:tc>
       </w:tr>
       <w:tr>
+        <w:trPr>
+          <w:cantSplit/>
+        </w:trPr>
         <w:tc>
           <w:tcPr>
             <w:tcW w:type="dxa" w:w="4500"/>
@@ -571,8 +666,6 @@
             <w:r>
               <w:rPr>
                 <w:rFonts w:ascii="Calibri" w:cs="Calibri" w:eastAsia="Calibri" w:hAnsi="Calibri"/>
-                <w:sz w:val="22"/>
-                <w:szCs w:val="22"/>
               </w:rPr>
               <w:t xml:space="preserve">People</w:t>
             </w:r>
@@ -592,8 +685,6 @@
             <w:r>
               <w:rPr>
                 <w:rFonts w:ascii="Calibri" w:cs="Calibri" w:eastAsia="Calibri" w:hAnsi="Calibri"/>
-                <w:sz w:val="22"/>
-                <w:szCs w:val="22"/>
               </w:rPr>
               <w:t xml:space="preserve">Participants, their nominees and family, and anyone else whose personal information we hold.</w:t>
             </w:r>
@@ -601,6 +692,9 @@
         </w:tc>
       </w:tr>
       <w:tr>
+        <w:trPr>
+          <w:cantSplit/>
+        </w:trPr>
         <w:tc>
           <w:tcPr>
             <w:tcW w:type="dxa" w:w="4500"/>
@@ -615,8 +709,6 @@
             <w:r>
               <w:rPr>
                 <w:rFonts w:ascii="Calibri" w:cs="Calibri" w:eastAsia="Calibri" w:hAnsi="Calibri"/>
-                <w:sz w:val="22"/>
-                <w:szCs w:val="22"/>
               </w:rPr>
               <w:t xml:space="preserve">Workers</w:t>
             </w:r>
@@ -636,8 +728,6 @@
             <w:r>
               <w:rPr>
                 <w:rFonts w:ascii="Calibri" w:cs="Calibri" w:eastAsia="Calibri" w:hAnsi="Calibri"/>
-                <w:sz w:val="22"/>
-                <w:szCs w:val="22"/>
               </w:rPr>
               <w:t xml:space="preserve">Our workers and key personnel. We are a sole provider, so one person carries out all of these roles. If we engage other workers, this policy applies to them from their first day.</w:t>
             </w:r>
@@ -645,6 +735,9 @@
         </w:tc>
       </w:tr>
       <w:tr>
+        <w:trPr>
+          <w:cantSplit/>
+        </w:trPr>
         <w:tc>
           <w:tcPr>
             <w:tcW w:type="dxa" w:w="4500"/>
@@ -659,8 +752,6 @@
             <w:r>
               <w:rPr>
                 <w:rFonts w:ascii="Calibri" w:cs="Calibri" w:eastAsia="Calibri" w:hAnsi="Calibri"/>
-                <w:sz w:val="22"/>
-                <w:szCs w:val="22"/>
               </w:rPr>
               <w:t xml:space="preserve">Information</w:t>
             </w:r>
@@ -680,8 +771,6 @@
             <w:r>
               <w:rPr>
                 <w:rFonts w:ascii="Calibri" w:cs="Calibri" w:eastAsia="Calibri" w:hAnsi="Calibri"/>
-                <w:sz w:val="22"/>
-                <w:szCs w:val="22"/>
               </w:rPr>
               <w:t xml:space="preserve">Paper and electronic records, phone messages, emails, photos and anything said to us in confidence.</w:t>
             </w:r>
@@ -689,6 +778,9 @@
         </w:tc>
       </w:tr>
       <w:tr>
+        <w:trPr>
+          <w:cantSplit/>
+        </w:trPr>
         <w:tc>
           <w:tcPr>
             <w:tcW w:type="dxa" w:w="4500"/>
@@ -703,8 +795,6 @@
             <w:r>
               <w:rPr>
                 <w:rFonts w:ascii="Calibri" w:cs="Calibri" w:eastAsia="Calibri" w:hAnsi="Calibri"/>
-                <w:sz w:val="22"/>
-                <w:szCs w:val="22"/>
               </w:rPr>
               <w:t xml:space="preserve">Activities</w:t>
             </w:r>
@@ -724,8 +814,6 @@
             <w:r>
               <w:rPr>
                 <w:rFonts w:ascii="Calibri" w:cs="Calibri" w:eastAsia="Calibri" w:hAnsi="Calibri"/>
-                <w:sz w:val="22"/>
-                <w:szCs w:val="22"/>
               </w:rPr>
               <w:t xml:space="preserve">Collecting information with consent, storing it, using it, sharing it, and disposing of it. It also covers how we protect privacy and dignity while we deliver supports.</w:t>
             </w:r>
@@ -735,39 +823,33 @@
     </w:tbl>
     <w:p>
       <w:pPr>
-        <w:spacing w:after="120"/>
-      </w:pPr>
-      <w:r>
-        <w:rPr>
-          <w:rFonts w:ascii="Calibri" w:cs="Calibri" w:eastAsia="Calibri" w:hAnsi="Calibri"/>
-          <w:sz w:val="22"/>
-          <w:szCs w:val="22"/>
+        <w:spacing w:after="120" w:line="276"/>
+      </w:pPr>
+      <w:r>
+        <w:rPr>
+          <w:rFonts w:ascii="Calibri" w:cs="Calibri" w:eastAsia="Calibri" w:hAnsi="Calibri"/>
         </w:rPr>
         <w:t xml:space="preserve"/>
       </w:r>
     </w:p>
     <w:p>
       <w:pPr>
-        <w:spacing w:after="120"/>
-      </w:pPr>
-      <w:r>
-        <w:rPr>
-          <w:rFonts w:ascii="Calibri" w:cs="Calibri" w:eastAsia="Calibri" w:hAnsi="Calibri"/>
-          <w:sz w:val="22"/>
-          <w:szCs w:val="22"/>
+        <w:spacing w:after="120" w:line="276"/>
+      </w:pPr>
+      <w:r>
+        <w:rPr>
+          <w:rFonts w:ascii="Calibri" w:cs="Calibri" w:eastAsia="Calibri" w:hAnsi="Calibri"/>
         </w:rPr>
         <w:t xml:space="preserve">Some roles in our business involve access to participants' homes and personal belongings. We treat these as risk-assessed roles, and this policy applies to them in full.</w:t>
       </w:r>
     </w:p>
     <w:p>
       <w:pPr>
-        <w:spacing w:after="120"/>
-      </w:pPr>
-      <w:r>
-        <w:rPr>
-          <w:rFonts w:ascii="Calibri" w:cs="Calibri" w:eastAsia="Calibri" w:hAnsi="Calibri"/>
-          <w:sz w:val="22"/>
-          <w:szCs w:val="22"/>
+        <w:spacing w:after="120" w:line="276"/>
+      </w:pPr>
+      <w:r>
+        <w:rPr>
+          <w:rFonts w:ascii="Calibri" w:cs="Calibri" w:eastAsia="Calibri" w:hAnsi="Calibri"/>
         </w:rPr>
         <w:t xml:space="preserve">This policy does not cover information about our business that is not about a person, such as our own accounts.</w:t>
       </w:r>
@@ -793,13 +875,11 @@
           <w:ilvl w:val="0"/>
           <w:numId w:val="2"/>
         </w:numPr>
-        <w:spacing w:after="60"/>
-      </w:pPr>
-      <w:r>
-        <w:rPr>
-          <w:rFonts w:ascii="Calibri" w:cs="Calibri" w:eastAsia="Calibri" w:hAnsi="Calibri"/>
-          <w:sz w:val="22"/>
-          <w:szCs w:val="22"/>
+        <w:spacing w:after="60" w:line="276"/>
+      </w:pPr>
+      <w:r>
+        <w:rPr>
+          <w:rFonts w:ascii="Calibri" w:cs="Calibri" w:eastAsia="Calibri" w:hAnsi="Calibri"/>
         </w:rPr>
         <w:t xml:space="preserve">Participant: a person who receives supports from us under the NDIS.</w:t>
       </w:r>
@@ -811,13 +891,11 @@
           <w:ilvl w:val="0"/>
           <w:numId w:val="2"/>
         </w:numPr>
-        <w:spacing w:after="60"/>
-      </w:pPr>
-      <w:r>
-        <w:rPr>
-          <w:rFonts w:ascii="Calibri" w:cs="Calibri" w:eastAsia="Calibri" w:hAnsi="Calibri"/>
-          <w:sz w:val="22"/>
-          <w:szCs w:val="22"/>
+        <w:spacing w:after="60" w:line="276"/>
+      </w:pPr>
+      <w:r>
+        <w:rPr>
+          <w:rFonts w:ascii="Calibri" w:cs="Calibri" w:eastAsia="Calibri" w:hAnsi="Calibri"/>
         </w:rPr>
         <w:t xml:space="preserve">Worker: anyone who delivers or supports the delivery of our services, including the owner, people we employ, contractors and volunteers.</w:t>
       </w:r>
@@ -829,13 +907,11 @@
           <w:ilvl w:val="0"/>
           <w:numId w:val="2"/>
         </w:numPr>
-        <w:spacing w:after="60"/>
-      </w:pPr>
-      <w:r>
-        <w:rPr>
-          <w:rFonts w:ascii="Calibri" w:cs="Calibri" w:eastAsia="Calibri" w:hAnsi="Calibri"/>
-          <w:sz w:val="22"/>
-          <w:szCs w:val="22"/>
+        <w:spacing w:after="60" w:line="276"/>
+      </w:pPr>
+      <w:r>
+        <w:rPr>
+          <w:rFonts w:ascii="Calibri" w:cs="Calibri" w:eastAsia="Calibri" w:hAnsi="Calibri"/>
         </w:rPr>
         <w:t xml:space="preserve">Key personnel: the people who own, run or make decisions for the business.</w:t>
       </w:r>
@@ -847,13 +923,11 @@
           <w:ilvl w:val="0"/>
           <w:numId w:val="2"/>
         </w:numPr>
-        <w:spacing w:after="60"/>
-      </w:pPr>
-      <w:r>
-        <w:rPr>
-          <w:rFonts w:ascii="Calibri" w:cs="Calibri" w:eastAsia="Calibri" w:hAnsi="Calibri"/>
-          <w:sz w:val="22"/>
-          <w:szCs w:val="22"/>
+        <w:spacing w:after="60" w:line="276"/>
+      </w:pPr>
+      <w:r>
+        <w:rPr>
+          <w:rFonts w:ascii="Calibri" w:cs="Calibri" w:eastAsia="Calibri" w:hAnsi="Calibri"/>
         </w:rPr>
         <w:t xml:space="preserve">Provider: our business, named in the document control table.</w:t>
       </w:r>
@@ -865,13 +939,11 @@
           <w:ilvl w:val="0"/>
           <w:numId w:val="2"/>
         </w:numPr>
-        <w:spacing w:after="60"/>
-      </w:pPr>
-      <w:r>
-        <w:rPr>
-          <w:rFonts w:ascii="Calibri" w:cs="Calibri" w:eastAsia="Calibri" w:hAnsi="Calibri"/>
-          <w:sz w:val="22"/>
-          <w:szCs w:val="22"/>
+        <w:spacing w:after="60" w:line="276"/>
+      </w:pPr>
+      <w:r>
+        <w:rPr>
+          <w:rFonts w:ascii="Calibri" w:cs="Calibri" w:eastAsia="Calibri" w:hAnsi="Calibri"/>
         </w:rPr>
         <w:t xml:space="preserve">The Commission: the NDIS Quality and Safeguards Commission, which registers and regulates providers.</w:t>
       </w:r>
@@ -883,13 +955,11 @@
           <w:ilvl w:val="0"/>
           <w:numId w:val="2"/>
         </w:numPr>
-        <w:spacing w:after="60"/>
-      </w:pPr>
-      <w:r>
-        <w:rPr>
-          <w:rFonts w:ascii="Calibri" w:cs="Calibri" w:eastAsia="Calibri" w:hAnsi="Calibri"/>
-          <w:sz w:val="22"/>
-          <w:szCs w:val="22"/>
+        <w:spacing w:after="60" w:line="276"/>
+      </w:pPr>
+      <w:r>
+        <w:rPr>
+          <w:rFonts w:ascii="Calibri" w:cs="Calibri" w:eastAsia="Calibri" w:hAnsi="Calibri"/>
         </w:rPr>
         <w:t xml:space="preserve">Rules: the NDIS rules made under the National Disability Insurance Scheme Act 2013 that apply to registered providers.</w:t>
       </w:r>
@@ -910,26 +980,38 @@
     </w:p>
     <w:p>
       <w:pPr>
-        <w:spacing w:after="120"/>
-      </w:pPr>
-      <w:r>
-        <w:rPr>
-          <w:rFonts w:ascii="Calibri" w:cs="Calibri" w:eastAsia="Calibri" w:hAnsi="Calibri"/>
-          <w:sz w:val="22"/>
-          <w:szCs w:val="22"/>
+        <w:spacing w:after="80"/>
+      </w:pPr>
+      <w:r>
+        <w:rPr>
+          <w:rFonts w:ascii="Calibri" w:cs="Calibri" w:eastAsia="Calibri" w:hAnsi="Calibri"/>
+          <w:i/>
+          <w:iCs/>
+          <w:color w:val="555555"/>
+          <w:sz w:val="20"/>
+          <w:szCs w:val="20"/>
+        </w:rPr>
+        <w:t xml:space="preserve">Drafted from your answers.</w:t>
+      </w:r>
+    </w:p>
+    <w:p>
+      <w:pPr>
+        <w:spacing w:after="120" w:line="276"/>
+      </w:pPr>
+      <w:r>
+        <w:rPr>
+          <w:rFonts w:ascii="Calibri" w:cs="Calibri" w:eastAsia="Calibri" w:hAnsi="Calibri"/>
         </w:rPr>
         <w:t xml:space="preserve">Sunrise Supports is a sole trader business providing household tasks to participants in New South Wales. We keep this policy because the Privacy Act 1988 and the NDIS Code of Conduct require us to respect the privacy of the people we support.</w:t>
       </w:r>
     </w:p>
     <w:p>
       <w:pPr>
-        <w:spacing w:after="120"/>
-      </w:pPr>
-      <w:r>
-        <w:rPr>
-          <w:rFonts w:ascii="Calibri" w:cs="Calibri" w:eastAsia="Calibri" w:hAnsi="Calibri"/>
-          <w:sz w:val="22"/>
-          <w:szCs w:val="22"/>
+        <w:spacing w:after="120" w:line="276"/>
+      </w:pPr>
+      <w:r>
+        <w:rPr>
+          <w:rFonts w:ascii="Calibri" w:cs="Calibri" w:eastAsia="Calibri" w:hAnsi="Calibri"/>
         </w:rPr>
         <w:t xml:space="preserve">We make the commitments below to every participant. We carry them out ourselves, because we are the only worker in the business.</w:t>
       </w:r>
@@ -971,8 +1053,6 @@
                 <w:rFonts w:ascii="Calibri" w:cs="Calibri" w:eastAsia="Calibri" w:hAnsi="Calibri"/>
                 <w:b/>
                 <w:bCs/>
-                <w:sz w:val="22"/>
-                <w:szCs w:val="22"/>
               </w:rPr>
               <w:t xml:space="preserve">Our commitment</w:t>
             </w:r>
@@ -995,8 +1075,6 @@
                 <w:rFonts w:ascii="Calibri" w:cs="Calibri" w:eastAsia="Calibri" w:hAnsi="Calibri"/>
                 <w:b/>
                 <w:bCs/>
-                <w:sz w:val="22"/>
-                <w:szCs w:val="22"/>
               </w:rPr>
               <w:t xml:space="preserve">What we do</w:t>
             </w:r>
@@ -1004,6 +1082,9 @@
         </w:tc>
       </w:tr>
       <w:tr>
+        <w:trPr>
+          <w:cantSplit/>
+        </w:trPr>
         <w:tc>
           <w:tcPr>
             <w:tcW w:type="dxa" w:w="4500"/>
@@ -1018,8 +1099,6 @@
             <w:r>
               <w:rPr>
                 <w:rFonts w:ascii="Calibri" w:cs="Calibri" w:eastAsia="Calibri" w:hAnsi="Calibri"/>
-                <w:sz w:val="22"/>
-                <w:szCs w:val="22"/>
               </w:rPr>
               <w:t xml:space="preserve">We collect personal information only with consent.</w:t>
             </w:r>
@@ -1039,8 +1118,6 @@
             <w:r>
               <w:rPr>
                 <w:rFonts w:ascii="Calibri" w:cs="Calibri" w:eastAsia="Calibri" w:hAnsi="Calibri"/>
-                <w:sz w:val="22"/>
-                <w:szCs w:val="22"/>
               </w:rPr>
               <w:t xml:space="preserve">We explain what we need and why before we ask. We collect only what we need to provide household tasks safely. We record the participant's consent before we collect it.</w:t>
             </w:r>
@@ -1048,6 +1125,9 @@
         </w:tc>
       </w:tr>
       <w:tr>
+        <w:trPr>
+          <w:cantSplit/>
+        </w:trPr>
         <w:tc>
           <w:tcPr>
             <w:tcW w:type="dxa" w:w="4500"/>
@@ -1062,8 +1142,6 @@
             <w:r>
               <w:rPr>
                 <w:rFonts w:ascii="Calibri" w:cs="Calibri" w:eastAsia="Calibri" w:hAnsi="Calibri"/>
-                <w:sz w:val="22"/>
-                <w:szCs w:val="22"/>
               </w:rPr>
               <w:t xml:space="preserve">We are open about how we use information.</w:t>
             </w:r>
@@ -1083,8 +1161,6 @@
             <w:r>
               <w:rPr>
                 <w:rFonts w:ascii="Calibri" w:cs="Calibri" w:eastAsia="Calibri" w:hAnsi="Calibri"/>
-                <w:sz w:val="22"/>
-                <w:szCs w:val="22"/>
               </w:rPr>
               <w:t xml:space="preserve">We use personal information only for the purpose we told the participant about. We ask again before we use it for anything else.</w:t>
             </w:r>
@@ -1092,6 +1168,9 @@
         </w:tc>
       </w:tr>
       <w:tr>
+        <w:trPr>
+          <w:cantSplit/>
+        </w:trPr>
         <w:tc>
           <w:tcPr>
             <w:tcW w:type="dxa" w:w="4500"/>
@@ -1106,8 +1185,6 @@
             <w:r>
               <w:rPr>
                 <w:rFonts w:ascii="Calibri" w:cs="Calibri" w:eastAsia="Calibri" w:hAnsi="Calibri"/>
-                <w:sz w:val="22"/>
-                <w:szCs w:val="22"/>
               </w:rPr>
               <w:t xml:space="preserve">We store information securely.</w:t>
             </w:r>
@@ -1127,8 +1204,6 @@
             <w:r>
               <w:rPr>
                 <w:rFonts w:ascii="Calibri" w:cs="Calibri" w:eastAsia="Calibri" w:hAnsi="Calibri"/>
-                <w:sz w:val="22"/>
-                <w:szCs w:val="22"/>
               </w:rPr>
               <w:t xml:space="preserve">We keep records in a locked place or in a password-protected file. We do not leave participant information where others can see it.</w:t>
             </w:r>
@@ -1136,6 +1211,9 @@
         </w:tc>
       </w:tr>
       <w:tr>
+        <w:trPr>
+          <w:cantSplit/>
+        </w:trPr>
         <w:tc>
           <w:tcPr>
             <w:tcW w:type="dxa" w:w="4500"/>
@@ -1150,8 +1228,6 @@
             <w:r>
               <w:rPr>
                 <w:rFonts w:ascii="Calibri" w:cs="Calibri" w:eastAsia="Calibri" w:hAnsi="Calibri"/>
-                <w:sz w:val="22"/>
-                <w:szCs w:val="22"/>
               </w:rPr>
               <w:t xml:space="preserve">We share information only when we have permission or the law requires it.</w:t>
             </w:r>
@@ -1171,8 +1247,6 @@
             <w:r>
               <w:rPr>
                 <w:rFonts w:ascii="Calibri" w:cs="Calibri" w:eastAsia="Calibri" w:hAnsi="Calibri"/>
-                <w:sz w:val="22"/>
-                <w:szCs w:val="22"/>
               </w:rPr>
               <w:t xml:space="preserve">We ask the participant before we share their information with anyone. We share without consent only when the law requires it, and we record what we shared and why.</w:t>
             </w:r>
@@ -1180,6 +1254,9 @@
         </w:tc>
       </w:tr>
       <w:tr>
+        <w:trPr>
+          <w:cantSplit/>
+        </w:trPr>
         <w:tc>
           <w:tcPr>
             <w:tcW w:type="dxa" w:w="4500"/>
@@ -1194,8 +1271,6 @@
             <w:r>
               <w:rPr>
                 <w:rFonts w:ascii="Calibri" w:cs="Calibri" w:eastAsia="Calibri" w:hAnsi="Calibri"/>
-                <w:sz w:val="22"/>
-                <w:szCs w:val="22"/>
               </w:rPr>
               <w:t xml:space="preserve">We protect privacy and dignity during supports.</w:t>
             </w:r>
@@ -1215,8 +1290,6 @@
             <w:r>
               <w:rPr>
                 <w:rFonts w:ascii="Calibri" w:cs="Calibri" w:eastAsia="Calibri" w:hAnsi="Calibri"/>
-                <w:sz w:val="22"/>
-                <w:szCs w:val="22"/>
               </w:rPr>
               <w:t xml:space="preserve">When we work in a participant's home, we do not look through their personal papers or belongings beyond what the task needs. We do not talk about one participant with another, and we respect each participant's wishes about their home and their things.</w:t>
             </w:r>
@@ -1224,6 +1297,9 @@
         </w:tc>
       </w:tr>
       <w:tr>
+        <w:trPr>
+          <w:cantSplit/>
+        </w:trPr>
         <w:tc>
           <w:tcPr>
             <w:tcW w:type="dxa" w:w="4500"/>
@@ -1238,8 +1314,6 @@
             <w:r>
               <w:rPr>
                 <w:rFonts w:ascii="Calibri" w:cs="Calibri" w:eastAsia="Calibri" w:hAnsi="Calibri"/>
-                <w:sz w:val="22"/>
-                <w:szCs w:val="22"/>
               </w:rPr>
               <w:t xml:space="preserve">We let participants see and correct their information.</w:t>
             </w:r>
@@ -1259,8 +1333,6 @@
             <w:r>
               <w:rPr>
                 <w:rFonts w:ascii="Calibri" w:cs="Calibri" w:eastAsia="Calibri" w:hAnsi="Calibri"/>
-                <w:sz w:val="22"/>
-                <w:szCs w:val="22"/>
               </w:rPr>
               <w:t xml:space="preserve">A participant can ask to see the information we hold about them. We respond to the request and correct anything that is wrong.</w:t>
             </w:r>
@@ -1268,6 +1340,9 @@
         </w:tc>
       </w:tr>
       <w:tr>
+        <w:trPr>
+          <w:cantSplit/>
+        </w:trPr>
         <w:tc>
           <w:tcPr>
             <w:tcW w:type="dxa" w:w="4500"/>
@@ -1282,8 +1357,6 @@
             <w:r>
               <w:rPr>
                 <w:rFonts w:ascii="Calibri" w:cs="Calibri" w:eastAsia="Calibri" w:hAnsi="Calibri"/>
-                <w:sz w:val="22"/>
-                <w:szCs w:val="22"/>
               </w:rPr>
               <w:t xml:space="preserve">We dispose of information safely.</w:t>
             </w:r>
@@ -1303,8 +1376,6 @@
             <w:r>
               <w:rPr>
                 <w:rFonts w:ascii="Calibri" w:cs="Calibri" w:eastAsia="Calibri" w:hAnsi="Calibri"/>
-                <w:sz w:val="22"/>
-                <w:szCs w:val="22"/>
               </w:rPr>
               <w:t xml:space="preserve">When we no longer need a record and the law does not require us to keep it, we destroy it securely, by shredding paper and permanently deleting files.</w:t>
             </w:r>
@@ -1312,6 +1383,9 @@
         </w:tc>
       </w:tr>
       <w:tr>
+        <w:trPr>
+          <w:cantSplit/>
+        </w:trPr>
         <w:tc>
           <w:tcPr>
             <w:tcW w:type="dxa" w:w="4500"/>
@@ -1326,8 +1400,6 @@
             <w:r>
               <w:rPr>
                 <w:rFonts w:ascii="Calibri" w:cs="Calibri" w:eastAsia="Calibri" w:hAnsi="Calibri"/>
-                <w:sz w:val="22"/>
-                <w:szCs w:val="22"/>
               </w:rPr>
               <w:t xml:space="preserve">We deal with privacy problems quickly and honestly.</w:t>
             </w:r>
@@ -1347,8 +1419,6 @@
             <w:r>
               <w:rPr>
                 <w:rFonts w:ascii="Calibri" w:cs="Calibri" w:eastAsia="Calibri" w:hAnsi="Calibri"/>
-                <w:sz w:val="22"/>
-                <w:szCs w:val="22"/>
               </w:rPr>
               <w:t xml:space="preserve">If personal information is lost or shared by mistake, we act at once to limit the harm, tell the participant, and record what happened and what we changed.</w:t>
             </w:r>
@@ -1358,26 +1428,22 @@
     </w:tbl>
     <w:p>
       <w:pPr>
-        <w:spacing w:after="120"/>
-      </w:pPr>
-      <w:r>
-        <w:rPr>
-          <w:rFonts w:ascii="Calibri" w:cs="Calibri" w:eastAsia="Calibri" w:hAnsi="Calibri"/>
-          <w:sz w:val="22"/>
-          <w:szCs w:val="22"/>
+        <w:spacing w:after="120" w:line="276"/>
+      </w:pPr>
+      <w:r>
+        <w:rPr>
+          <w:rFonts w:ascii="Calibri" w:cs="Calibri" w:eastAsia="Calibri" w:hAnsi="Calibri"/>
         </w:rPr>
         <w:t xml:space="preserve"/>
       </w:r>
     </w:p>
     <w:p>
       <w:pPr>
-        <w:spacing w:after="120"/>
-      </w:pPr>
-      <w:r>
-        <w:rPr>
-          <w:rFonts w:ascii="Calibri" w:cs="Calibri" w:eastAsia="Calibri" w:hAnsi="Calibri"/>
-          <w:sz w:val="22"/>
-          <w:szCs w:val="22"/>
+        <w:spacing w:after="120" w:line="276"/>
+      </w:pPr>
+      <w:r>
+        <w:rPr>
+          <w:rFonts w:ascii="Calibri" w:cs="Calibri" w:eastAsia="Calibri" w:hAnsi="Calibri"/>
         </w:rPr>
         <w:t xml:space="preserve">We do not use participant information for marketing. We do not put it on social media or in messages to others, and we do not use it for any purpose a participant has not agreed to.</w:t>
       </w:r>
@@ -1398,13 +1464,27 @@
     </w:p>
     <w:p>
       <w:pPr>
-        <w:spacing w:after="120"/>
-      </w:pPr>
-      <w:r>
-        <w:rPr>
-          <w:rFonts w:ascii="Calibri" w:cs="Calibri" w:eastAsia="Calibri" w:hAnsi="Calibri"/>
-          <w:sz w:val="22"/>
-          <w:szCs w:val="22"/>
+        <w:spacing w:after="80"/>
+      </w:pPr>
+      <w:r>
+        <w:rPr>
+          <w:rFonts w:ascii="Calibri" w:cs="Calibri" w:eastAsia="Calibri" w:hAnsi="Calibri"/>
+          <w:i/>
+          <w:iCs/>
+          <w:color w:val="555555"/>
+          <w:sz w:val="20"/>
+          <w:szCs w:val="20"/>
+        </w:rPr>
+        <w:t xml:space="preserve">Drafted from your answers.</w:t>
+      </w:r>
+    </w:p>
+    <w:p>
+      <w:pPr>
+        <w:spacing w:after="120" w:line="276"/>
+      </w:pPr>
+      <w:r>
+        <w:rPr>
+          <w:rFonts w:ascii="Calibri" w:cs="Calibri" w:eastAsia="Calibri" w:hAnsi="Calibri"/>
         </w:rPr>
         <w:t xml:space="preserve">Sunrise Supports is run by one person, a sole trader. I do all the work myself, so these steps describe what I do. I provide household tasks to participants in New South Wales.</w:t>
       </w:r>
@@ -1416,13 +1496,11 @@
           <w:ilvl w:val="0"/>
           <w:numId w:val="3"/>
         </w:numPr>
-        <w:spacing w:after="60"/>
-      </w:pPr>
-      <w:r>
-        <w:rPr>
-          <w:rFonts w:ascii="Calibri" w:cs="Calibri" w:eastAsia="Calibri" w:hAnsi="Calibri"/>
-          <w:sz w:val="22"/>
-          <w:szCs w:val="22"/>
+        <w:spacing w:after="60" w:line="276"/>
+      </w:pPr>
+      <w:r>
+        <w:rPr>
+          <w:rFonts w:ascii="Calibri" w:cs="Calibri" w:eastAsia="Calibri" w:hAnsi="Calibri"/>
         </w:rPr>
         <w:t xml:space="preserve">Before the first visit, I tell the participant what information I need, why I need it and who will see it. I use plain words and give them time to ask questions.</w:t>
       </w:r>
@@ -1434,13 +1512,11 @@
           <w:ilvl w:val="0"/>
           <w:numId w:val="3"/>
         </w:numPr>
-        <w:spacing w:after="60"/>
-      </w:pPr>
-      <w:r>
-        <w:rPr>
-          <w:rFonts w:ascii="Calibri" w:cs="Calibri" w:eastAsia="Calibri" w:hAnsi="Calibri"/>
-          <w:sz w:val="22"/>
-          <w:szCs w:val="22"/>
+        <w:spacing w:after="60" w:line="276"/>
+      </w:pPr>
+      <w:r>
+        <w:rPr>
+          <w:rFonts w:ascii="Calibri" w:cs="Calibri" w:eastAsia="Calibri" w:hAnsi="Calibri"/>
         </w:rPr>
         <w:t xml:space="preserve">I collect only what I need to deliver the support safely, such as contact details, the supports agreed, and any health or access needs that affect the work.</w:t>
       </w:r>
@@ -1452,13 +1528,11 @@
           <w:ilvl w:val="0"/>
           <w:numId w:val="3"/>
         </w:numPr>
-        <w:spacing w:after="60"/>
-      </w:pPr>
-      <w:r>
-        <w:rPr>
-          <w:rFonts w:ascii="Calibri" w:cs="Calibri" w:eastAsia="Calibri" w:hAnsi="Calibri"/>
-          <w:sz w:val="22"/>
-          <w:szCs w:val="22"/>
+        <w:spacing w:after="60" w:line="276"/>
+      </w:pPr>
+      <w:r>
+        <w:rPr>
+          <w:rFonts w:ascii="Calibri" w:cs="Calibri" w:eastAsia="Calibri" w:hAnsi="Calibri"/>
         </w:rPr>
         <w:t xml:space="preserve">I ask for consent before I collect or share information. I record the consent on the form in section 7 Consent form. If a participant has a nominee or guardian, I include them as the participant wishes.</w:t>
       </w:r>
@@ -1470,13 +1544,11 @@
           <w:ilvl w:val="0"/>
           <w:numId w:val="3"/>
         </w:numPr>
-        <w:spacing w:after="60"/>
-      </w:pPr>
-      <w:r>
-        <w:rPr>
-          <w:rFonts w:ascii="Calibri" w:cs="Calibri" w:eastAsia="Calibri" w:hAnsi="Calibri"/>
-          <w:sz w:val="22"/>
-          <w:szCs w:val="22"/>
+        <w:spacing w:after="60" w:line="276"/>
+      </w:pPr>
+      <w:r>
+        <w:rPr>
+          <w:rFonts w:ascii="Calibri" w:cs="Calibri" w:eastAsia="Calibri" w:hAnsi="Calibri"/>
         </w:rPr>
         <w:t xml:space="preserve">I tell the participant they can say no, change their mind or ask to see their information at any time. I record any change and act on it straight away.</w:t>
       </w:r>
@@ -1488,13 +1560,11 @@
           <w:ilvl w:val="0"/>
           <w:numId w:val="3"/>
         </w:numPr>
-        <w:spacing w:after="60"/>
-      </w:pPr>
-      <w:r>
-        <w:rPr>
-          <w:rFonts w:ascii="Calibri" w:cs="Calibri" w:eastAsia="Calibri" w:hAnsi="Calibri"/>
-          <w:sz w:val="22"/>
-          <w:szCs w:val="22"/>
+        <w:spacing w:after="60" w:line="276"/>
+      </w:pPr>
+      <w:r>
+        <w:rPr>
+          <w:rFonts w:ascii="Calibri" w:cs="Calibri" w:eastAsia="Calibri" w:hAnsi="Calibri"/>
         </w:rPr>
         <w:t xml:space="preserve">I keep paper records in a locked place and digital records on a password-protected device. I do not leave records in my car or in view at a participant's home.</w:t>
       </w:r>
@@ -1506,13 +1576,11 @@
           <w:ilvl w:val="0"/>
           <w:numId w:val="3"/>
         </w:numPr>
-        <w:spacing w:after="60"/>
-      </w:pPr>
-      <w:r>
-        <w:rPr>
-          <w:rFonts w:ascii="Calibri" w:cs="Calibri" w:eastAsia="Calibri" w:hAnsi="Calibri"/>
-          <w:sz w:val="22"/>
-          <w:szCs w:val="22"/>
+        <w:spacing w:after="60" w:line="276"/>
+      </w:pPr>
+      <w:r>
+        <w:rPr>
+          <w:rFonts w:ascii="Calibri" w:cs="Calibri" w:eastAsia="Calibri" w:hAnsi="Calibri"/>
         </w:rPr>
         <w:t xml:space="preserve">I use participant information only for the purpose I collected it. I do not use it for marketing or for anything the participant has not agreed to.</w:t>
       </w:r>
@@ -1524,13 +1592,11 @@
           <w:ilvl w:val="0"/>
           <w:numId w:val="3"/>
         </w:numPr>
-        <w:spacing w:after="60"/>
-      </w:pPr>
-      <w:r>
-        <w:rPr>
-          <w:rFonts w:ascii="Calibri" w:cs="Calibri" w:eastAsia="Calibri" w:hAnsi="Calibri"/>
-          <w:sz w:val="22"/>
-          <w:szCs w:val="22"/>
+        <w:spacing w:after="60" w:line="276"/>
+      </w:pPr>
+      <w:r>
+        <w:rPr>
+          <w:rFonts w:ascii="Calibri" w:cs="Calibri" w:eastAsia="Calibri" w:hAnsi="Calibri"/>
         </w:rPr>
         <w:t xml:space="preserve">I share information only with people the participant has agreed to, or where I am required to by law. I record what I shared, with whom and why.</w:t>
       </w:r>
@@ -1542,13 +1608,11 @@
           <w:ilvl w:val="0"/>
           <w:numId w:val="3"/>
         </w:numPr>
-        <w:spacing w:after="60"/>
-      </w:pPr>
-      <w:r>
-        <w:rPr>
-          <w:rFonts w:ascii="Calibri" w:cs="Calibri" w:eastAsia="Calibri" w:hAnsi="Calibri"/>
-          <w:sz w:val="22"/>
-          <w:szCs w:val="22"/>
+        <w:spacing w:after="60" w:line="276"/>
+      </w:pPr>
+      <w:r>
+        <w:rPr>
+          <w:rFonts w:ascii="Calibri" w:cs="Calibri" w:eastAsia="Calibri" w:hAnsi="Calibri"/>
         </w:rPr>
         <w:t xml:space="preserve">During a visit, I respect the participant's privacy and dignity. I ask before I enter private rooms, move personal items or open cupboards, and I do not take photos or talk about the participant with others.</w:t>
       </w:r>
@@ -1560,13 +1624,11 @@
           <w:ilvl w:val="0"/>
           <w:numId w:val="3"/>
         </w:numPr>
-        <w:spacing w:after="60"/>
-      </w:pPr>
-      <w:r>
-        <w:rPr>
-          <w:rFonts w:ascii="Calibri" w:cs="Calibri" w:eastAsia="Calibri" w:hAnsi="Calibri"/>
-          <w:sz w:val="22"/>
-          <w:szCs w:val="22"/>
+        <w:spacing w:after="60" w:line="276"/>
+      </w:pPr>
+      <w:r>
+        <w:rPr>
+          <w:rFonts w:ascii="Calibri" w:cs="Calibri" w:eastAsia="Calibri" w:hAnsi="Calibri"/>
         </w:rPr>
         <w:t xml:space="preserve">I do not discuss participants by name in public places, on social media or by unsecured messages.</w:t>
       </w:r>
@@ -1578,13 +1640,11 @@
           <w:ilvl w:val="0"/>
           <w:numId w:val="3"/>
         </w:numPr>
-        <w:spacing w:after="60"/>
-      </w:pPr>
-      <w:r>
-        <w:rPr>
-          <w:rFonts w:ascii="Calibri" w:cs="Calibri" w:eastAsia="Calibri" w:hAnsi="Calibri"/>
-          <w:sz w:val="22"/>
-          <w:szCs w:val="22"/>
+        <w:spacing w:after="60" w:line="276"/>
+      </w:pPr>
+      <w:r>
+        <w:rPr>
+          <w:rFonts w:ascii="Calibri" w:cs="Calibri" w:eastAsia="Calibri" w:hAnsi="Calibri"/>
         </w:rPr>
         <w:t xml:space="preserve">If I think information has been lost, seen or shared by mistake, I act straight away to limit the harm and tell the participant. I write down what happened and what I did.</w:t>
       </w:r>
@@ -1596,13 +1656,11 @@
           <w:ilvl w:val="0"/>
           <w:numId w:val="3"/>
         </w:numPr>
-        <w:spacing w:after="60"/>
-      </w:pPr>
-      <w:r>
-        <w:rPr>
-          <w:rFonts w:ascii="Calibri" w:cs="Calibri" w:eastAsia="Calibri" w:hAnsi="Calibri"/>
-          <w:sz w:val="22"/>
-          <w:szCs w:val="22"/>
+        <w:spacing w:after="60" w:line="276"/>
+      </w:pPr>
+      <w:r>
+        <w:rPr>
+          <w:rFonts w:ascii="Calibri" w:cs="Calibri" w:eastAsia="Calibri" w:hAnsi="Calibri"/>
         </w:rPr>
         <w:t xml:space="preserve">When I no longer need a record, I dispose of it safely. I shred paper and permanently delete digital files, and I record the disposal.</w:t>
       </w:r>
@@ -1614,13 +1672,11 @@
           <w:ilvl w:val="0"/>
           <w:numId w:val="3"/>
         </w:numPr>
-        <w:spacing w:after="60"/>
-      </w:pPr>
-      <w:r>
-        <w:rPr>
-          <w:rFonts w:ascii="Calibri" w:cs="Calibri" w:eastAsia="Calibri" w:hAnsi="Calibri"/>
-          <w:sz w:val="22"/>
-          <w:szCs w:val="22"/>
+        <w:spacing w:after="60" w:line="276"/>
+      </w:pPr>
+      <w:r>
+        <w:rPr>
+          <w:rFonts w:ascii="Calibri" w:cs="Calibri" w:eastAsia="Calibri" w:hAnsi="Calibri"/>
         </w:rPr>
         <w:t xml:space="preserve">I check my registers every 3 months and review this policy every 12 months, as set out in section 10 Review.</w:t>
       </w:r>
@@ -1658,8 +1714,6 @@
                 <w:rFonts w:ascii="Calibri" w:cs="Calibri" w:eastAsia="Calibri" w:hAnsi="Calibri"/>
                 <w:i/>
                 <w:iCs/>
-                <w:sz w:val="22"/>
-                <w:szCs w:val="22"/>
               </w:rPr>
               <w:t xml:space="preserve">[Provider to complete: where records are stored, and how long each type of record is kept before disposal.]</w:t>
             </w:r>
@@ -1669,13 +1723,11 @@
     </w:tbl>
     <w:p>
       <w:pPr>
-        <w:spacing w:after="120"/>
-      </w:pPr>
-      <w:r>
-        <w:rPr>
-          <w:rFonts w:ascii="Calibri" w:cs="Calibri" w:eastAsia="Calibri" w:hAnsi="Calibri"/>
-          <w:sz w:val="22"/>
-          <w:szCs w:val="22"/>
+        <w:spacing w:after="120" w:line="276"/>
+      </w:pPr>
+      <w:r>
+        <w:rPr>
+          <w:rFonts w:ascii="Calibri" w:cs="Calibri" w:eastAsia="Calibri" w:hAnsi="Calibri"/>
         </w:rPr>
         <w:t xml:space="preserve"/>
       </w:r>
@@ -1696,13 +1748,27 @@
     </w:p>
     <w:p>
       <w:pPr>
-        <w:spacing w:after="120"/>
-      </w:pPr>
-      <w:r>
-        <w:rPr>
-          <w:rFonts w:ascii="Calibri" w:cs="Calibri" w:eastAsia="Calibri" w:hAnsi="Calibri"/>
-          <w:sz w:val="22"/>
-          <w:szCs w:val="22"/>
+        <w:spacing w:after="80"/>
+      </w:pPr>
+      <w:r>
+        <w:rPr>
+          <w:rFonts w:ascii="Calibri" w:cs="Calibri" w:eastAsia="Calibri" w:hAnsi="Calibri"/>
+          <w:i/>
+          <w:iCs/>
+          <w:color w:val="555555"/>
+          <w:sz w:val="20"/>
+          <w:szCs w:val="20"/>
+        </w:rPr>
+        <w:t xml:space="preserve">Drafted from your answers.</w:t>
+      </w:r>
+    </w:p>
+    <w:p>
+      <w:pPr>
+        <w:spacing w:after="120" w:line="276"/>
+      </w:pPr>
+      <w:r>
+        <w:rPr>
+          <w:rFonts w:ascii="Calibri" w:cs="Calibri" w:eastAsia="Calibri" w:hAnsi="Calibri"/>
         </w:rPr>
         <w:t xml:space="preserve">Sunrise Supports is run by one person, a sole trader. The owner holds every role in the table below. If we engage another worker in future, we will assign these duties to named people and update this policy.</w:t>
       </w:r>
@@ -1745,8 +1811,6 @@
                 <w:rFonts w:ascii="Calibri" w:cs="Calibri" w:eastAsia="Calibri" w:hAnsi="Calibri"/>
                 <w:b/>
                 <w:bCs/>
-                <w:sz w:val="22"/>
-                <w:szCs w:val="22"/>
               </w:rPr>
               <w:t xml:space="preserve">Role</w:t>
             </w:r>
@@ -1769,8 +1833,6 @@
                 <w:rFonts w:ascii="Calibri" w:cs="Calibri" w:eastAsia="Calibri" w:hAnsi="Calibri"/>
                 <w:b/>
                 <w:bCs/>
-                <w:sz w:val="22"/>
-                <w:szCs w:val="22"/>
               </w:rPr>
               <w:t xml:space="preserve">Does what</w:t>
             </w:r>
@@ -1793,8 +1855,6 @@
                 <w:rFonts w:ascii="Calibri" w:cs="Calibri" w:eastAsia="Calibri" w:hAnsi="Calibri"/>
                 <w:b/>
                 <w:bCs/>
-                <w:sz w:val="22"/>
-                <w:szCs w:val="22"/>
               </w:rPr>
               <w:t xml:space="preserve">When</w:t>
             </w:r>
@@ -1802,6 +1862,9 @@
         </w:tc>
       </w:tr>
       <w:tr>
+        <w:trPr>
+          <w:cantSplit/>
+        </w:trPr>
         <w:tc>
           <w:tcPr>
             <w:tcW w:type="dxa" w:w="3000"/>
@@ -1816,8 +1879,6 @@
             <w:r>
               <w:rPr>
                 <w:rFonts w:ascii="Calibri" w:cs="Calibri" w:eastAsia="Calibri" w:hAnsi="Calibri"/>
-                <w:sz w:val="22"/>
-                <w:szCs w:val="22"/>
               </w:rPr>
               <w:t xml:space="preserve">Owner and sole worker</w:t>
             </w:r>
@@ -1837,8 +1898,6 @@
             <w:r>
               <w:rPr>
                 <w:rFonts w:ascii="Calibri" w:cs="Calibri" w:eastAsia="Calibri" w:hAnsi="Calibri"/>
-                <w:sz w:val="22"/>
-                <w:szCs w:val="22"/>
               </w:rPr>
               <w:t xml:space="preserve">Collects personal information only with the participant's consent, and keeps it secure and accurate</w:t>
             </w:r>
@@ -1858,8 +1917,6 @@
             <w:r>
               <w:rPr>
                 <w:rFonts w:ascii="Calibri" w:cs="Calibri" w:eastAsia="Calibri" w:hAnsi="Calibri"/>
-                <w:sz w:val="22"/>
-                <w:szCs w:val="22"/>
               </w:rPr>
               <w:t xml:space="preserve">Every time we collect or update information</w:t>
             </w:r>
@@ -1867,6 +1924,9 @@
         </w:tc>
       </w:tr>
       <w:tr>
+        <w:trPr>
+          <w:cantSplit/>
+        </w:trPr>
         <w:tc>
           <w:tcPr>
             <w:tcW w:type="dxa" w:w="3000"/>
@@ -1881,8 +1941,6 @@
             <w:r>
               <w:rPr>
                 <w:rFonts w:ascii="Calibri" w:cs="Calibri" w:eastAsia="Calibri" w:hAnsi="Calibri"/>
-                <w:sz w:val="22"/>
-                <w:szCs w:val="22"/>
               </w:rPr>
               <w:t xml:space="preserve">Owner and sole worker</w:t>
             </w:r>
@@ -1902,8 +1960,6 @@
             <w:r>
               <w:rPr>
                 <w:rFonts w:ascii="Calibri" w:cs="Calibri" w:eastAsia="Calibri" w:hAnsi="Calibri"/>
-                <w:sz w:val="22"/>
-                <w:szCs w:val="22"/>
               </w:rPr>
               <w:t xml:space="preserve">Uses and shares personal information only as the participant has agreed. For how this works, see section 5 How we put this into practice</w:t>
             </w:r>
@@ -1923,8 +1979,6 @@
             <w:r>
               <w:rPr>
                 <w:rFonts w:ascii="Calibri" w:cs="Calibri" w:eastAsia="Calibri" w:hAnsi="Calibri"/>
-                <w:sz w:val="22"/>
-                <w:szCs w:val="22"/>
               </w:rPr>
               <w:t xml:space="preserve">Every time we use or share information</w:t>
             </w:r>
@@ -1932,6 +1986,9 @@
         </w:tc>
       </w:tr>
       <w:tr>
+        <w:trPr>
+          <w:cantSplit/>
+        </w:trPr>
         <w:tc>
           <w:tcPr>
             <w:tcW w:type="dxa" w:w="3000"/>
@@ -1946,8 +2003,6 @@
             <w:r>
               <w:rPr>
                 <w:rFonts w:ascii="Calibri" w:cs="Calibri" w:eastAsia="Calibri" w:hAnsi="Calibri"/>
-                <w:sz w:val="22"/>
-                <w:szCs w:val="22"/>
               </w:rPr>
               <w:t xml:space="preserve">Owner and sole worker</w:t>
             </w:r>
@@ -1967,8 +2022,6 @@
             <w:r>
               <w:rPr>
                 <w:rFonts w:ascii="Calibri" w:cs="Calibri" w:eastAsia="Calibri" w:hAnsi="Calibri"/>
-                <w:sz w:val="22"/>
-                <w:szCs w:val="22"/>
               </w:rPr>
               <w:t xml:space="preserve">Protects each participant's privacy and dignity while we deliver household supports</w:t>
             </w:r>
@@ -1988,8 +2041,6 @@
             <w:r>
               <w:rPr>
                 <w:rFonts w:ascii="Calibri" w:cs="Calibri" w:eastAsia="Calibri" w:hAnsi="Calibri"/>
-                <w:sz w:val="22"/>
-                <w:szCs w:val="22"/>
               </w:rPr>
               <w:t xml:space="preserve">At every visit</w:t>
             </w:r>
@@ -1997,6 +2048,9 @@
         </w:tc>
       </w:tr>
       <w:tr>
+        <w:trPr>
+          <w:cantSplit/>
+        </w:trPr>
         <w:tc>
           <w:tcPr>
             <w:tcW w:type="dxa" w:w="3000"/>
@@ -2011,8 +2065,6 @@
             <w:r>
               <w:rPr>
                 <w:rFonts w:ascii="Calibri" w:cs="Calibri" w:eastAsia="Calibri" w:hAnsi="Calibri"/>
-                <w:sz w:val="22"/>
-                <w:szCs w:val="22"/>
               </w:rPr>
               <w:t xml:space="preserve">Owner and sole worker</w:t>
             </w:r>
@@ -2032,8 +2084,6 @@
             <w:r>
               <w:rPr>
                 <w:rFonts w:ascii="Calibri" w:cs="Calibri" w:eastAsia="Calibri" w:hAnsi="Calibri"/>
-                <w:sz w:val="22"/>
-                <w:szCs w:val="22"/>
               </w:rPr>
               <w:t xml:space="preserve">Keeps the records listed in section 8 Records and evidence to retain and disposes of information securely when we no longer need it</w:t>
             </w:r>
@@ -2053,8 +2103,6 @@
             <w:r>
               <w:rPr>
                 <w:rFonts w:ascii="Calibri" w:cs="Calibri" w:eastAsia="Calibri" w:hAnsi="Calibri"/>
-                <w:sz w:val="22"/>
-                <w:szCs w:val="22"/>
               </w:rPr>
               <w:t xml:space="preserve">Ongoing, and at the end of each service agreement</w:t>
             </w:r>
@@ -2062,6 +2110,9 @@
         </w:tc>
       </w:tr>
       <w:tr>
+        <w:trPr>
+          <w:cantSplit/>
+        </w:trPr>
         <w:tc>
           <w:tcPr>
             <w:tcW w:type="dxa" w:w="3000"/>
@@ -2076,8 +2127,6 @@
             <w:r>
               <w:rPr>
                 <w:rFonts w:ascii="Calibri" w:cs="Calibri" w:eastAsia="Calibri" w:hAnsi="Calibri"/>
-                <w:sz w:val="22"/>
-                <w:szCs w:val="22"/>
               </w:rPr>
               <w:t xml:space="preserve">Owner and sole worker</w:t>
             </w:r>
@@ -2097,8 +2146,6 @@
             <w:r>
               <w:rPr>
                 <w:rFonts w:ascii="Calibri" w:cs="Calibri" w:eastAsia="Calibri" w:hAnsi="Calibri"/>
-                <w:sz w:val="22"/>
-                <w:szCs w:val="22"/>
               </w:rPr>
               <w:t xml:space="preserve">Reviews this policy</w:t>
             </w:r>
@@ -2118,8 +2165,6 @@
             <w:r>
               <w:rPr>
                 <w:rFonts w:ascii="Calibri" w:cs="Calibri" w:eastAsia="Calibri" w:hAnsi="Calibri"/>
-                <w:sz w:val="22"/>
-                <w:szCs w:val="22"/>
               </w:rPr>
               <w:t xml:space="preserve">Every 12 months</w:t>
             </w:r>
@@ -2127,6 +2172,9 @@
         </w:tc>
       </w:tr>
       <w:tr>
+        <w:trPr>
+          <w:cantSplit/>
+        </w:trPr>
         <w:tc>
           <w:tcPr>
             <w:tcW w:type="dxa" w:w="3000"/>
@@ -2141,8 +2189,6 @@
             <w:r>
               <w:rPr>
                 <w:rFonts w:ascii="Calibri" w:cs="Calibri" w:eastAsia="Calibri" w:hAnsi="Calibri"/>
-                <w:sz w:val="22"/>
-                <w:szCs w:val="22"/>
               </w:rPr>
               <w:t xml:space="preserve">Owner and sole worker</w:t>
             </w:r>
@@ -2162,8 +2208,6 @@
             <w:r>
               <w:rPr>
                 <w:rFonts w:ascii="Calibri" w:cs="Calibri" w:eastAsia="Calibri" w:hAnsi="Calibri"/>
-                <w:sz w:val="22"/>
-                <w:szCs w:val="22"/>
               </w:rPr>
               <w:t xml:space="preserve">Reviews the registers listed in section 9 Related documents and registers</w:t>
             </w:r>
@@ -2183,8 +2227,6 @@
             <w:r>
               <w:rPr>
                 <w:rFonts w:ascii="Calibri" w:cs="Calibri" w:eastAsia="Calibri" w:hAnsi="Calibri"/>
-                <w:sz w:val="22"/>
-                <w:szCs w:val="22"/>
               </w:rPr>
               <w:t xml:space="preserve">Every 3 months</w:t>
             </w:r>
@@ -2194,26 +2236,22 @@
     </w:tbl>
     <w:p>
       <w:pPr>
-        <w:spacing w:after="120"/>
-      </w:pPr>
-      <w:r>
-        <w:rPr>
-          <w:rFonts w:ascii="Calibri" w:cs="Calibri" w:eastAsia="Calibri" w:hAnsi="Calibri"/>
-          <w:sz w:val="22"/>
-          <w:szCs w:val="22"/>
+        <w:spacing w:after="120" w:line="276"/>
+      </w:pPr>
+      <w:r>
+        <w:rPr>
+          <w:rFonts w:ascii="Calibri" w:cs="Calibri" w:eastAsia="Calibri" w:hAnsi="Calibri"/>
         </w:rPr>
         <w:t xml:space="preserve"/>
       </w:r>
     </w:p>
     <w:p>
       <w:pPr>
-        <w:spacing w:after="120"/>
-      </w:pPr>
-      <w:r>
-        <w:rPr>
-          <w:rFonts w:ascii="Calibri" w:cs="Calibri" w:eastAsia="Calibri" w:hAnsi="Calibri"/>
-          <w:sz w:val="22"/>
-          <w:szCs w:val="22"/>
+        <w:spacing w:after="120" w:line="276"/>
+      </w:pPr>
+      <w:r>
+        <w:rPr>
+          <w:rFonts w:ascii="Calibri" w:cs="Calibri" w:eastAsia="Calibri" w:hAnsi="Calibri"/>
         </w:rPr>
         <w:t xml:space="preserve">Because we work alone, no one else sees participant information unless the participant has agreed to it. That makes it our duty to keep it safe at every step.</w:t>
       </w:r>
@@ -2251,8 +2289,6 @@
                 <w:rFonts w:ascii="Calibri" w:cs="Calibri" w:eastAsia="Calibri" w:hAnsi="Calibri"/>
                 <w:i/>
                 <w:iCs/>
-                <w:sz w:val="22"/>
-                <w:szCs w:val="22"/>
               </w:rPr>
               <w:t xml:space="preserve">[Provider to complete: name of any person who covers for the owner when the owner is unavailable, if there is one.]</w:t>
             </w:r>
@@ -2262,13 +2298,11 @@
     </w:tbl>
     <w:p>
       <w:pPr>
-        <w:spacing w:after="120"/>
-      </w:pPr>
-      <w:r>
-        <w:rPr>
-          <w:rFonts w:ascii="Calibri" w:cs="Calibri" w:eastAsia="Calibri" w:hAnsi="Calibri"/>
-          <w:sz w:val="22"/>
-          <w:szCs w:val="22"/>
+        <w:spacing w:after="120" w:line="276"/>
+      </w:pPr>
+      <w:r>
+        <w:rPr>
+          <w:rFonts w:ascii="Calibri" w:cs="Calibri" w:eastAsia="Calibri" w:hAnsi="Calibri"/>
         </w:rPr>
         <w:t xml:space="preserve"/>
       </w:r>
@@ -2289,13 +2323,11 @@
     </w:p>
     <w:p>
       <w:pPr>
-        <w:spacing w:after="120"/>
-      </w:pPr>
-      <w:r>
-        <w:rPr>
-          <w:rFonts w:ascii="Calibri" w:cs="Calibri" w:eastAsia="Calibri" w:hAnsi="Calibri"/>
-          <w:sz w:val="22"/>
-          <w:szCs w:val="22"/>
+        <w:spacing w:after="120" w:line="276"/>
+      </w:pPr>
+      <w:r>
+        <w:rPr>
+          <w:rFonts w:ascii="Calibri" w:cs="Calibri" w:eastAsia="Calibri" w:hAnsi="Calibri"/>
         </w:rPr>
         <w:t xml:space="preserve">We ask for consent before we collect, use or share personal information, and before any audio or visual recording. The form is completed with the participant or their representative and kept in their file.</w:t>
       </w:r>
@@ -2338,8 +2370,6 @@
                 <w:rFonts w:ascii="Calibri" w:cs="Calibri" w:eastAsia="Calibri" w:hAnsi="Calibri"/>
                 <w:b/>
                 <w:bCs/>
-                <w:sz w:val="22"/>
-                <w:szCs w:val="22"/>
               </w:rPr>
               <w:t xml:space="preserve">Item</w:t>
             </w:r>
@@ -2362,8 +2392,6 @@
                 <w:rFonts w:ascii="Calibri" w:cs="Calibri" w:eastAsia="Calibri" w:hAnsi="Calibri"/>
                 <w:b/>
                 <w:bCs/>
-                <w:sz w:val="22"/>
-                <w:szCs w:val="22"/>
               </w:rPr>
               <w:t xml:space="preserve">Consent given</w:t>
             </w:r>
@@ -2386,8 +2414,6 @@
                 <w:rFonts w:ascii="Calibri" w:cs="Calibri" w:eastAsia="Calibri" w:hAnsi="Calibri"/>
                 <w:b/>
                 <w:bCs/>
-                <w:sz w:val="22"/>
-                <w:szCs w:val="22"/>
               </w:rPr>
               <w:t xml:space="preserve">Notes</w:t>
             </w:r>
@@ -2395,6 +2421,9 @@
         </w:tc>
       </w:tr>
       <w:tr>
+        <w:trPr>
+          <w:cantSplit/>
+        </w:trPr>
         <w:tc>
           <w:tcPr>
             <w:tcW w:type="dxa" w:w="3000"/>
@@ -2409,8 +2438,6 @@
             <w:r>
               <w:rPr>
                 <w:rFonts w:ascii="Calibri" w:cs="Calibri" w:eastAsia="Calibri" w:hAnsi="Calibri"/>
-                <w:sz w:val="22"/>
-                <w:szCs w:val="22"/>
               </w:rPr>
               <w:t xml:space="preserve">Collecting and storing personal information for supports</w:t>
             </w:r>
@@ -2430,8 +2457,9 @@
             <w:r>
               <w:rPr>
                 <w:rFonts w:ascii="Calibri" w:cs="Calibri" w:eastAsia="Calibri" w:hAnsi="Calibri"/>
-                <w:sz w:val="22"/>
-                <w:szCs w:val="22"/>
+                <w:sz w:val="24"/>
+                <w:szCs w:val="24"/>
+                <w:shd w:fill="FBE9D7" w:val="clear"/>
               </w:rPr>
               <w:t xml:space="preserve">[Yes / No]</w:t>
             </w:r>
@@ -2451,8 +2479,9 @@
             <w:r>
               <w:rPr>
                 <w:rFonts w:ascii="Calibri" w:cs="Calibri" w:eastAsia="Calibri" w:hAnsi="Calibri"/>
-                <w:sz w:val="22"/>
-                <w:szCs w:val="22"/>
+                <w:sz w:val="24"/>
+                <w:szCs w:val="24"/>
+                <w:shd w:fill="FBE9D7" w:val="clear"/>
               </w:rPr>
               <w:t xml:space="preserve">[Notes]</w:t>
             </w:r>
@@ -2460,6 +2489,9 @@
         </w:tc>
       </w:tr>
       <w:tr>
+        <w:trPr>
+          <w:cantSplit/>
+        </w:trPr>
         <w:tc>
           <w:tcPr>
             <w:tcW w:type="dxa" w:w="3000"/>
@@ -2474,8 +2506,6 @@
             <w:r>
               <w:rPr>
                 <w:rFonts w:ascii="Calibri" w:cs="Calibri" w:eastAsia="Calibri" w:hAnsi="Calibri"/>
-                <w:sz w:val="22"/>
-                <w:szCs w:val="22"/>
               </w:rPr>
               <w:t xml:space="preserve">Sharing information with named people or services</w:t>
             </w:r>
@@ -2495,8 +2525,9 @@
             <w:r>
               <w:rPr>
                 <w:rFonts w:ascii="Calibri" w:cs="Calibri" w:eastAsia="Calibri" w:hAnsi="Calibri"/>
-                <w:sz w:val="22"/>
-                <w:szCs w:val="22"/>
+                <w:sz w:val="24"/>
+                <w:szCs w:val="24"/>
+                <w:shd w:fill="FBE9D7" w:val="clear"/>
               </w:rPr>
               <w:t xml:space="preserve">[Yes / No]</w:t>
             </w:r>
@@ -2516,8 +2547,9 @@
             <w:r>
               <w:rPr>
                 <w:rFonts w:ascii="Calibri" w:cs="Calibri" w:eastAsia="Calibri" w:hAnsi="Calibri"/>
-                <w:sz w:val="22"/>
-                <w:szCs w:val="22"/>
+                <w:sz w:val="24"/>
+                <w:szCs w:val="24"/>
+                <w:shd w:fill="FBE9D7" w:val="clear"/>
               </w:rPr>
               <w:t xml:space="preserve">[Who]</w:t>
             </w:r>
@@ -2525,6 +2557,9 @@
         </w:tc>
       </w:tr>
       <w:tr>
+        <w:trPr>
+          <w:cantSplit/>
+        </w:trPr>
         <w:tc>
           <w:tcPr>
             <w:tcW w:type="dxa" w:w="3000"/>
@@ -2539,8 +2574,6 @@
             <w:r>
               <w:rPr>
                 <w:rFonts w:ascii="Calibri" w:cs="Calibri" w:eastAsia="Calibri" w:hAnsi="Calibri"/>
-                <w:sz w:val="22"/>
-                <w:szCs w:val="22"/>
               </w:rPr>
               <w:t xml:space="preserve">Audio or visual recording</w:t>
             </w:r>
@@ -2560,8 +2593,9 @@
             <w:r>
               <w:rPr>
                 <w:rFonts w:ascii="Calibri" w:cs="Calibri" w:eastAsia="Calibri" w:hAnsi="Calibri"/>
-                <w:sz w:val="22"/>
-                <w:szCs w:val="22"/>
+                <w:sz w:val="24"/>
+                <w:szCs w:val="24"/>
+                <w:shd w:fill="FBE9D7" w:val="clear"/>
               </w:rPr>
               <w:t xml:space="preserve">[Yes / No]</w:t>
             </w:r>
@@ -2581,8 +2615,9 @@
             <w:r>
               <w:rPr>
                 <w:rFonts w:ascii="Calibri" w:cs="Calibri" w:eastAsia="Calibri" w:hAnsi="Calibri"/>
-                <w:sz w:val="22"/>
-                <w:szCs w:val="22"/>
+                <w:sz w:val="24"/>
+                <w:szCs w:val="24"/>
+                <w:shd w:fill="FBE9D7" w:val="clear"/>
               </w:rPr>
               <w:t xml:space="preserve">[Purpose]</w:t>
             </w:r>
@@ -2590,6 +2625,9 @@
         </w:tc>
       </w:tr>
       <w:tr>
+        <w:trPr>
+          <w:cantSplit/>
+        </w:trPr>
         <w:tc>
           <w:tcPr>
             <w:tcW w:type="dxa" w:w="3000"/>
@@ -2604,8 +2642,6 @@
             <w:r>
               <w:rPr>
                 <w:rFonts w:ascii="Calibri" w:cs="Calibri" w:eastAsia="Calibri" w:hAnsi="Calibri"/>
-                <w:sz w:val="22"/>
-                <w:szCs w:val="22"/>
               </w:rPr>
               <w:t xml:space="preserve">Use of digital tools that handle de-identified information</w:t>
             </w:r>
@@ -2625,8 +2661,9 @@
             <w:r>
               <w:rPr>
                 <w:rFonts w:ascii="Calibri" w:cs="Calibri" w:eastAsia="Calibri" w:hAnsi="Calibri"/>
-                <w:sz w:val="22"/>
-                <w:szCs w:val="22"/>
+                <w:sz w:val="24"/>
+                <w:szCs w:val="24"/>
+                <w:shd w:fill="FBE9D7" w:val="clear"/>
               </w:rPr>
               <w:t xml:space="preserve">[Yes / No]</w:t>
             </w:r>
@@ -2646,8 +2683,9 @@
             <w:r>
               <w:rPr>
                 <w:rFonts w:ascii="Calibri" w:cs="Calibri" w:eastAsia="Calibri" w:hAnsi="Calibri"/>
-                <w:sz w:val="22"/>
-                <w:szCs w:val="22"/>
+                <w:sz w:val="24"/>
+                <w:szCs w:val="24"/>
+                <w:shd w:fill="FBE9D7" w:val="clear"/>
               </w:rPr>
               <w:t xml:space="preserve">[Tools]</w:t>
             </w:r>
@@ -2657,26 +2695,22 @@
     </w:tbl>
     <w:p>
       <w:pPr>
-        <w:spacing w:after="120"/>
-      </w:pPr>
-      <w:r>
-        <w:rPr>
-          <w:rFonts w:ascii="Calibri" w:cs="Calibri" w:eastAsia="Calibri" w:hAnsi="Calibri"/>
-          <w:sz w:val="22"/>
-          <w:szCs w:val="22"/>
+        <w:spacing w:after="120" w:line="276"/>
+      </w:pPr>
+      <w:r>
+        <w:rPr>
+          <w:rFonts w:ascii="Calibri" w:cs="Calibri" w:eastAsia="Calibri" w:hAnsi="Calibri"/>
         </w:rPr>
         <w:t xml:space="preserve"/>
       </w:r>
     </w:p>
     <w:p>
       <w:pPr>
-        <w:spacing w:after="120"/>
-      </w:pPr>
-      <w:r>
-        <w:rPr>
-          <w:rFonts w:ascii="Calibri" w:cs="Calibri" w:eastAsia="Calibri" w:hAnsi="Calibri"/>
-          <w:sz w:val="22"/>
-          <w:szCs w:val="22"/>
+        <w:spacing w:after="120" w:line="276"/>
+      </w:pPr>
+      <w:r>
+        <w:rPr>
+          <w:rFonts w:ascii="Calibri" w:cs="Calibri" w:eastAsia="Calibri" w:hAnsi="Calibri"/>
         </w:rPr>
         <w:t xml:space="preserve">Consent can be withdrawn at any time by telling any worker; we record the withdrawal the same day.</w:t>
       </w:r>
@@ -2697,26 +2731,22 @@
     </w:p>
     <w:p>
       <w:pPr>
-        <w:spacing w:after="120"/>
-      </w:pPr>
-      <w:r>
-        <w:rPr>
-          <w:rFonts w:ascii="Calibri" w:cs="Calibri" w:eastAsia="Calibri" w:hAnsi="Calibri"/>
-          <w:sz w:val="22"/>
-          <w:szCs w:val="22"/>
+        <w:spacing w:after="120" w:line="276"/>
+      </w:pPr>
+      <w:r>
+        <w:rPr>
+          <w:rFonts w:ascii="Calibri" w:cs="Calibri" w:eastAsia="Calibri" w:hAnsi="Calibri"/>
         </w:rPr>
         <w:t xml:space="preserve">Verification providers are not audited against this document under the NDIS Practice Standards. We keep it because the Privacy Act 1988 and the NDIS Code of Conduct require us to respect the privacy of the people we support.</w:t>
       </w:r>
     </w:p>
     <w:p>
       <w:pPr>
-        <w:spacing w:after="120"/>
-      </w:pPr>
-      <w:r>
-        <w:rPr>
-          <w:rFonts w:ascii="Calibri" w:cs="Calibri" w:eastAsia="Calibri" w:hAnsi="Calibri"/>
-          <w:sz w:val="22"/>
-          <w:szCs w:val="22"/>
+        <w:spacing w:after="120" w:line="276"/>
+      </w:pPr>
+      <w:r>
+        <w:rPr>
+          <w:rFonts w:ascii="Calibri" w:cs="Calibri" w:eastAsia="Calibri" w:hAnsi="Calibri"/>
         </w:rPr>
         <w:t xml:space="preserve">We keep the records this document names, with the dates they were made, so an auditor can see it in use.</w:t>
       </w:r>
@@ -2737,15 +2767,13 @@
     </w:p>
     <w:p>
       <w:pPr>
-        <w:spacing w:after="120"/>
-      </w:pPr>
-      <w:r>
-        <w:rPr>
-          <w:rFonts w:ascii="Calibri" w:cs="Calibri" w:eastAsia="Calibri" w:hAnsi="Calibri"/>
-          <w:sz w:val="22"/>
-          <w:szCs w:val="22"/>
-        </w:rPr>
-        <w:t xml:space="preserve">This document is part of the Sunrise Supports policy set prepared with Readyline on 12 October 2026.</w:t>
+        <w:spacing w:after="120" w:line="276"/>
+      </w:pPr>
+      <w:r>
+        <w:rPr>
+          <w:rFonts w:ascii="Calibri" w:cs="Calibri" w:eastAsia="Calibri" w:hAnsi="Calibri"/>
+        </w:rPr>
+        <w:t xml:space="preserve">This document is part of the Sunrise Supports policy set prepared with Readyline on 14 October 2026.</w:t>
       </w:r>
     </w:p>
     <w:p>
@@ -2764,15 +2792,13 @@
     </w:p>
     <w:p>
       <w:pPr>
-        <w:spacing w:after="120"/>
-      </w:pPr>
-      <w:r>
-        <w:rPr>
-          <w:rFonts w:ascii="Calibri" w:cs="Calibri" w:eastAsia="Calibri" w:hAnsi="Calibri"/>
-          <w:sz w:val="22"/>
-          <w:szCs w:val="22"/>
-        </w:rPr>
-        <w:t xml:space="preserve">We review this document every 12 months, after any incident or complaint that shows a gap, and when the Commission changes the rules it supports. Next review: 12 October 2027.</w:t>
+        <w:spacing w:after="120" w:line="276"/>
+      </w:pPr>
+      <w:r>
+        <w:rPr>
+          <w:rFonts w:ascii="Calibri" w:cs="Calibri" w:eastAsia="Calibri" w:hAnsi="Calibri"/>
+        </w:rPr>
+        <w:t xml:space="preserve">We review this document every 12 months, after any incident or complaint that shows a gap, and when the Commission changes the rules it supports. Next review: 14 October 2027.</w:t>
       </w:r>
     </w:p>
     <w:tbl>
@@ -2813,8 +2839,6 @@
                 <w:rFonts w:ascii="Calibri" w:cs="Calibri" w:eastAsia="Calibri" w:hAnsi="Calibri"/>
                 <w:b/>
                 <w:bCs/>
-                <w:sz w:val="22"/>
-                <w:szCs w:val="22"/>
               </w:rPr>
               <w:t xml:space="preserve">Role</w:t>
             </w:r>
@@ -2837,8 +2861,6 @@
                 <w:rFonts w:ascii="Calibri" w:cs="Calibri" w:eastAsia="Calibri" w:hAnsi="Calibri"/>
                 <w:b/>
                 <w:bCs/>
-                <w:sz w:val="22"/>
-                <w:szCs w:val="22"/>
               </w:rPr>
               <w:t xml:space="preserve">Does what</w:t>
             </w:r>
@@ -2861,8 +2883,6 @@
                 <w:rFonts w:ascii="Calibri" w:cs="Calibri" w:eastAsia="Calibri" w:hAnsi="Calibri"/>
                 <w:b/>
                 <w:bCs/>
-                <w:sz w:val="22"/>
-                <w:szCs w:val="22"/>
               </w:rPr>
               <w:t xml:space="preserve">When</w:t>
             </w:r>
@@ -2870,6 +2890,9 @@
         </w:tc>
       </w:tr>
       <w:tr>
+        <w:trPr>
+          <w:cantSplit/>
+        </w:trPr>
         <w:tc>
           <w:tcPr>
             <w:tcW w:type="dxa" w:w="3000"/>
@@ -2884,10 +2907,8 @@
             <w:r>
               <w:rPr>
                 <w:rFonts w:ascii="Calibri" w:cs="Calibri" w:eastAsia="Calibri" w:hAnsi="Calibri"/>
-                <w:sz w:val="22"/>
-                <w:szCs w:val="22"/>
-              </w:rPr>
-              <w:t xml:space="preserve">[Provider to complete: owner role]</w:t>
+              </w:rPr>
+              <w:t xml:space="preserve">Owner</w:t>
             </w:r>
           </w:p>
         </w:tc>
@@ -2905,8 +2926,6 @@
             <w:r>
               <w:rPr>
                 <w:rFonts w:ascii="Calibri" w:cs="Calibri" w:eastAsia="Calibri" w:hAnsi="Calibri"/>
-                <w:sz w:val="22"/>
-                <w:szCs w:val="22"/>
               </w:rPr>
               <w:t xml:space="preserve">Reviews and approves this document</w:t>
             </w:r>
@@ -2926,8 +2945,6 @@
             <w:r>
               <w:rPr>
                 <w:rFonts w:ascii="Calibri" w:cs="Calibri" w:eastAsia="Calibri" w:hAnsi="Calibri"/>
-                <w:sz w:val="22"/>
-                <w:szCs w:val="22"/>
               </w:rPr>
               <w:t xml:space="preserve">Every 12 months</w:t>
             </w:r>
@@ -2935,6 +2952,9 @@
         </w:tc>
       </w:tr>
       <w:tr>
+        <w:trPr>
+          <w:cantSplit/>
+        </w:trPr>
         <w:tc>
           <w:tcPr>
             <w:tcW w:type="dxa" w:w="3000"/>
@@ -2949,8 +2969,6 @@
             <w:r>
               <w:rPr>
                 <w:rFonts w:ascii="Calibri" w:cs="Calibri" w:eastAsia="Calibri" w:hAnsi="Calibri"/>
-                <w:sz w:val="22"/>
-                <w:szCs w:val="22"/>
               </w:rPr>
               <w:t xml:space="preserve">All workers</w:t>
             </w:r>
@@ -2970,8 +2988,6 @@
             <w:r>
               <w:rPr>
                 <w:rFonts w:ascii="Calibri" w:cs="Calibri" w:eastAsia="Calibri" w:hAnsi="Calibri"/>
-                <w:sz w:val="22"/>
-                <w:szCs w:val="22"/>
               </w:rPr>
               <w:t xml:space="preserve">Read the current version and follow it</w:t>
             </w:r>
@@ -2991,8 +3007,6 @@
             <w:r>
               <w:rPr>
                 <w:rFonts w:ascii="Calibri" w:cs="Calibri" w:eastAsia="Calibri" w:hAnsi="Calibri"/>
-                <w:sz w:val="22"/>
-                <w:szCs w:val="22"/>
               </w:rPr>
               <w:t xml:space="preserve">At induction and after each change</w:t>
             </w:r>
@@ -3002,13 +3016,11 @@
     </w:tbl>
     <w:p>
       <w:pPr>
-        <w:spacing w:after="120"/>
-      </w:pPr>
-      <w:r>
-        <w:rPr>
-          <w:rFonts w:ascii="Calibri" w:cs="Calibri" w:eastAsia="Calibri" w:hAnsi="Calibri"/>
-          <w:sz w:val="22"/>
-          <w:szCs w:val="22"/>
+        <w:spacing w:after="120" w:line="276"/>
+      </w:pPr>
+      <w:r>
+        <w:rPr>
+          <w:rFonts w:ascii="Calibri" w:cs="Calibri" w:eastAsia="Calibri" w:hAnsi="Calibri"/>
         </w:rPr>
         <w:t xml:space="preserve"/>
       </w:r>
@@ -3024,33 +3036,735 @@
           <w:b/>
           <w:bCs/>
         </w:rPr>
-        <w:t xml:space="preserve">About this document</w:t>
-      </w:r>
-    </w:p>
-    <w:p>
-      <w:pPr>
-        <w:spacing w:after="120"/>
-      </w:pPr>
-      <w:r>
-        <w:rPr>
-          <w:rFonts w:ascii="Calibri" w:cs="Calibri" w:eastAsia="Calibri" w:hAnsi="Calibri"/>
-          <w:sz w:val="22"/>
-          <w:szCs w:val="22"/>
-        </w:rPr>
-        <w:t xml:space="preserve">Readyline provides general information and document templates for your own review. It is not legal advice and does not take account of your specific circumstances. Seek legal advice if you are unsure how a requirement applies to you. Readyline is an independent service and is not affiliated with the National Disability Insurance Agency or the NDIS Quality and Safeguards Commission.</w:t>
-      </w:r>
-    </w:p>
-    <w:p>
-      <w:pPr>
-        <w:spacing w:after="120"/>
-      </w:pPr>
-      <w:r>
-        <w:rPr>
-          <w:rFonts w:ascii="Calibri" w:cs="Calibri" w:eastAsia="Calibri" w:hAnsi="Calibri"/>
-          <w:sz w:val="22"/>
-          <w:szCs w:val="22"/>
-        </w:rPr>
-        <w:t xml:space="preserve">First drafts of your documents are generated with AI from your questionnaire answers. You are responsible for reviewing, editing and adopting them before use.</w:t>
+        <w:t xml:space="preserve">Appendix: AI and digital tools</w:t>
+      </w:r>
+    </w:p>
+    <w:p>
+      <w:pPr>
+        <w:spacing w:after="120" w:line="276"/>
+      </w:pPr>
+      <w:r>
+        <w:rPr>
+          <w:rFonts w:ascii="Calibri" w:cs="Calibri" w:eastAsia="Calibri" w:hAnsi="Calibri"/>
+        </w:rPr>
+        <w:t xml:space="preserve">Sunrise Supports uses digital and AI tools only as set out here. Jane Citizen, Owner, is accountable for this section, approves each tool before it is used, and reviews this list at every review of this policy.</w:t>
+      </w:r>
+    </w:p>
+    <w:tbl>
+      <w:tblPr>
+        <w:tblW w:type="dxa" w:w="9000"/>
+        <w:tblBorders>
+          <w:top w:val="single" w:color="auto" w:sz="4"/>
+          <w:left w:val="single" w:color="auto" w:sz="4"/>
+          <w:bottom w:val="single" w:color="auto" w:sz="4"/>
+          <w:right w:val="single" w:color="auto" w:sz="4"/>
+          <w:insideH w:val="single" w:color="auto" w:sz="4"/>
+          <w:insideV w:val="single" w:color="auto" w:sz="4"/>
+        </w:tblBorders>
+      </w:tblPr>
+      <w:tblGrid>
+        <w:gridCol w:w="2250"/>
+        <w:gridCol w:w="2250"/>
+        <w:gridCol w:w="2250"/>
+        <w:gridCol w:w="2250"/>
+      </w:tblGrid>
+      <w:tr>
+        <w:trPr>
+          <w:tblHeader/>
+        </w:trPr>
+        <w:tc>
+          <w:tcPr>
+            <w:tcW w:type="dxa" w:w="2250"/>
+            <w:tcBorders>
+              <w:top w:val="single" w:color="999999" w:sz="4"/>
+              <w:left w:val="single" w:color="999999" w:sz="4"/>
+              <w:bottom w:val="single" w:color="999999" w:sz="4"/>
+              <w:right w:val="single" w:color="999999" w:sz="4"/>
+            </w:tcBorders>
+            <w:shd w:fill="EEEEEE" w:val="clear"/>
+          </w:tcPr>
+          <w:p>
+            <w:r>
+              <w:rPr>
+                <w:rFonts w:ascii="Calibri" w:cs="Calibri" w:eastAsia="Calibri" w:hAnsi="Calibri"/>
+                <w:b/>
+                <w:bCs/>
+              </w:rPr>
+              <w:t xml:space="preserve">Tool category</w:t>
+            </w:r>
+          </w:p>
+        </w:tc>
+        <w:tc>
+          <w:tcPr>
+            <w:tcW w:type="dxa" w:w="2250"/>
+            <w:tcBorders>
+              <w:top w:val="single" w:color="999999" w:sz="4"/>
+              <w:left w:val="single" w:color="999999" w:sz="4"/>
+              <w:bottom w:val="single" w:color="999999" w:sz="4"/>
+              <w:right w:val="single" w:color="999999" w:sz="4"/>
+            </w:tcBorders>
+            <w:shd w:fill="EEEEEE" w:val="clear"/>
+          </w:tcPr>
+          <w:p>
+            <w:r>
+              <w:rPr>
+                <w:rFonts w:ascii="Calibri" w:cs="Calibri" w:eastAsia="Calibri" w:hAnsi="Calibri"/>
+                <w:b/>
+                <w:bCs/>
+              </w:rPr>
+              <w:t xml:space="preserve">Allowed use</w:t>
+            </w:r>
+          </w:p>
+        </w:tc>
+        <w:tc>
+          <w:tcPr>
+            <w:tcW w:type="dxa" w:w="2250"/>
+            <w:tcBorders>
+              <w:top w:val="single" w:color="999999" w:sz="4"/>
+              <w:left w:val="single" w:color="999999" w:sz="4"/>
+              <w:bottom w:val="single" w:color="999999" w:sz="4"/>
+              <w:right w:val="single" w:color="999999" w:sz="4"/>
+            </w:tcBorders>
+            <w:shd w:fill="EEEEEE" w:val="clear"/>
+          </w:tcPr>
+          <w:p>
+            <w:r>
+              <w:rPr>
+                <w:rFonts w:ascii="Calibri" w:cs="Calibri" w:eastAsia="Calibri" w:hAnsi="Calibri"/>
+                <w:b/>
+                <w:bCs/>
+              </w:rPr>
+              <w:t xml:space="preserve">Not allowed</w:t>
+            </w:r>
+          </w:p>
+        </w:tc>
+        <w:tc>
+          <w:tcPr>
+            <w:tcW w:type="dxa" w:w="2250"/>
+            <w:tcBorders>
+              <w:top w:val="single" w:color="999999" w:sz="4"/>
+              <w:left w:val="single" w:color="999999" w:sz="4"/>
+              <w:bottom w:val="single" w:color="999999" w:sz="4"/>
+              <w:right w:val="single" w:color="999999" w:sz="4"/>
+            </w:tcBorders>
+            <w:shd w:fill="EEEEEE" w:val="clear"/>
+          </w:tcPr>
+          <w:p>
+            <w:r>
+              <w:rPr>
+                <w:rFonts w:ascii="Calibri" w:cs="Calibri" w:eastAsia="Calibri" w:hAnsi="Calibri"/>
+                <w:b/>
+                <w:bCs/>
+              </w:rPr>
+              <w:t xml:space="preserve">Approver</w:t>
+            </w:r>
+          </w:p>
+        </w:tc>
+      </w:tr>
+      <w:tr>
+        <w:trPr>
+          <w:cantSplit/>
+        </w:trPr>
+        <w:tc>
+          <w:tcPr>
+            <w:tcW w:type="dxa" w:w="2250"/>
+            <w:tcBorders>
+              <w:top w:val="single" w:color="999999" w:sz="4"/>
+              <w:left w:val="single" w:color="999999" w:sz="4"/>
+              <w:bottom w:val="single" w:color="999999" w:sz="4"/>
+              <w:right w:val="single" w:color="999999" w:sz="4"/>
+            </w:tcBorders>
+          </w:tcPr>
+          <w:p>
+            <w:r>
+              <w:rPr>
+                <w:rFonts w:ascii="Calibri" w:cs="Calibri" w:eastAsia="Calibri" w:hAnsi="Calibri"/>
+              </w:rPr>
+              <w:t xml:space="preserve">General AI assistants</w:t>
+            </w:r>
+          </w:p>
+        </w:tc>
+        <w:tc>
+          <w:tcPr>
+            <w:tcW w:type="dxa" w:w="2250"/>
+            <w:tcBorders>
+              <w:top w:val="single" w:color="999999" w:sz="4"/>
+              <w:left w:val="single" w:color="999999" w:sz="4"/>
+              <w:bottom w:val="single" w:color="999999" w:sz="4"/>
+              <w:right w:val="single" w:color="999999" w:sz="4"/>
+            </w:tcBorders>
+          </w:tcPr>
+          <w:p>
+            <w:r>
+              <w:rPr>
+                <w:rFonts w:ascii="Calibri" w:cs="Calibri" w:eastAsia="Calibri" w:hAnsi="Calibri"/>
+              </w:rPr>
+              <w:t xml:space="preserve">Drafting our own documents with no participant information</w:t>
+            </w:r>
+          </w:p>
+        </w:tc>
+        <w:tc>
+          <w:tcPr>
+            <w:tcW w:type="dxa" w:w="2250"/>
+            <w:tcBorders>
+              <w:top w:val="single" w:color="999999" w:sz="4"/>
+              <w:left w:val="single" w:color="999999" w:sz="4"/>
+              <w:bottom w:val="single" w:color="999999" w:sz="4"/>
+              <w:right w:val="single" w:color="999999" w:sz="4"/>
+            </w:tcBorders>
+          </w:tcPr>
+          <w:p>
+            <w:r>
+              <w:rPr>
+                <w:rFonts w:ascii="Calibri" w:cs="Calibri" w:eastAsia="Calibri" w:hAnsi="Calibri"/>
+              </w:rPr>
+              <w:t xml:space="preserve">Any participant information, even partial</w:t>
+            </w:r>
+          </w:p>
+        </w:tc>
+        <w:tc>
+          <w:tcPr>
+            <w:tcW w:type="dxa" w:w="2250"/>
+            <w:tcBorders>
+              <w:top w:val="single" w:color="999999" w:sz="4"/>
+              <w:left w:val="single" w:color="999999" w:sz="4"/>
+              <w:bottom w:val="single" w:color="999999" w:sz="4"/>
+              <w:right w:val="single" w:color="999999" w:sz="4"/>
+            </w:tcBorders>
+          </w:tcPr>
+          <w:p>
+            <w:r>
+              <w:rPr>
+                <w:rFonts w:ascii="Calibri" w:cs="Calibri" w:eastAsia="Calibri" w:hAnsi="Calibri"/>
+              </w:rPr>
+              <w:t xml:space="preserve">Owner</w:t>
+            </w:r>
+          </w:p>
+        </w:tc>
+      </w:tr>
+      <w:tr>
+        <w:trPr>
+          <w:cantSplit/>
+        </w:trPr>
+        <w:tc>
+          <w:tcPr>
+            <w:tcW w:type="dxa" w:w="2250"/>
+            <w:tcBorders>
+              <w:top w:val="single" w:color="999999" w:sz="4"/>
+              <w:left w:val="single" w:color="999999" w:sz="4"/>
+              <w:bottom w:val="single" w:color="999999" w:sz="4"/>
+              <w:right w:val="single" w:color="999999" w:sz="4"/>
+            </w:tcBorders>
+          </w:tcPr>
+          <w:p>
+            <w:r>
+              <w:rPr>
+                <w:rFonts w:ascii="Calibri" w:cs="Calibri" w:eastAsia="Calibri" w:hAnsi="Calibri"/>
+              </w:rPr>
+              <w:t xml:space="preserve">Rostering and record systems</w:t>
+            </w:r>
+          </w:p>
+        </w:tc>
+        <w:tc>
+          <w:tcPr>
+            <w:tcW w:type="dxa" w:w="2250"/>
+            <w:tcBorders>
+              <w:top w:val="single" w:color="999999" w:sz="4"/>
+              <w:left w:val="single" w:color="999999" w:sz="4"/>
+              <w:bottom w:val="single" w:color="999999" w:sz="4"/>
+              <w:right w:val="single" w:color="999999" w:sz="4"/>
+            </w:tcBorders>
+          </w:tcPr>
+          <w:p>
+            <w:r>
+              <w:rPr>
+                <w:rFonts w:ascii="Calibri" w:cs="Calibri" w:eastAsia="Calibri" w:hAnsi="Calibri"/>
+              </w:rPr>
+              <w:t xml:space="preserve">As set up for our business</w:t>
+            </w:r>
+          </w:p>
+        </w:tc>
+        <w:tc>
+          <w:tcPr>
+            <w:tcW w:type="dxa" w:w="2250"/>
+            <w:tcBorders>
+              <w:top w:val="single" w:color="999999" w:sz="4"/>
+              <w:left w:val="single" w:color="999999" w:sz="4"/>
+              <w:bottom w:val="single" w:color="999999" w:sz="4"/>
+              <w:right w:val="single" w:color="999999" w:sz="4"/>
+            </w:tcBorders>
+          </w:tcPr>
+          <w:p>
+            <w:r>
+              <w:rPr>
+                <w:rFonts w:ascii="Calibri" w:cs="Calibri" w:eastAsia="Calibri" w:hAnsi="Calibri"/>
+              </w:rPr>
+              <w:t xml:space="preserve">Sharing logins</w:t>
+            </w:r>
+          </w:p>
+        </w:tc>
+        <w:tc>
+          <w:tcPr>
+            <w:tcW w:type="dxa" w:w="2250"/>
+            <w:tcBorders>
+              <w:top w:val="single" w:color="999999" w:sz="4"/>
+              <w:left w:val="single" w:color="999999" w:sz="4"/>
+              <w:bottom w:val="single" w:color="999999" w:sz="4"/>
+              <w:right w:val="single" w:color="999999" w:sz="4"/>
+            </w:tcBorders>
+          </w:tcPr>
+          <w:p>
+            <w:r>
+              <w:rPr>
+                <w:rFonts w:ascii="Calibri" w:cs="Calibri" w:eastAsia="Calibri" w:hAnsi="Calibri"/>
+              </w:rPr>
+              <w:t xml:space="preserve">Owner</w:t>
+            </w:r>
+          </w:p>
+        </w:tc>
+      </w:tr>
+      <w:tr>
+        <w:trPr>
+          <w:cantSplit/>
+        </w:trPr>
+        <w:tc>
+          <w:tcPr>
+            <w:tcW w:type="dxa" w:w="2250"/>
+            <w:tcBorders>
+              <w:top w:val="single" w:color="999999" w:sz="4"/>
+              <w:left w:val="single" w:color="999999" w:sz="4"/>
+              <w:bottom w:val="single" w:color="999999" w:sz="4"/>
+              <w:right w:val="single" w:color="999999" w:sz="4"/>
+            </w:tcBorders>
+          </w:tcPr>
+          <w:p>
+            <w:r>
+              <w:rPr>
+                <w:rFonts w:ascii="Calibri" w:cs="Calibri" w:eastAsia="Calibri" w:hAnsi="Calibri"/>
+                <w:sz w:val="24"/>
+                <w:szCs w:val="24"/>
+                <w:shd w:fill="FBE9D7" w:val="clear"/>
+              </w:rPr>
+              <w:t xml:space="preserve">[other tool]</w:t>
+            </w:r>
+          </w:p>
+        </w:tc>
+        <w:tc>
+          <w:tcPr>
+            <w:tcW w:type="dxa" w:w="2250"/>
+            <w:tcBorders>
+              <w:top w:val="single" w:color="999999" w:sz="4"/>
+              <w:left w:val="single" w:color="999999" w:sz="4"/>
+              <w:bottom w:val="single" w:color="999999" w:sz="4"/>
+              <w:right w:val="single" w:color="999999" w:sz="4"/>
+            </w:tcBorders>
+          </w:tcPr>
+          <w:p>
+            <w:r>
+              <w:rPr>
+                <w:rFonts w:ascii="Calibri" w:cs="Calibri" w:eastAsia="Calibri" w:hAnsi="Calibri"/>
+                <w:sz w:val="24"/>
+                <w:szCs w:val="24"/>
+                <w:shd w:fill="FBE9D7" w:val="clear"/>
+              </w:rPr>
+              <w:t xml:space="preserve">[allowed use]</w:t>
+            </w:r>
+          </w:p>
+        </w:tc>
+        <w:tc>
+          <w:tcPr>
+            <w:tcW w:type="dxa" w:w="2250"/>
+            <w:tcBorders>
+              <w:top w:val="single" w:color="999999" w:sz="4"/>
+              <w:left w:val="single" w:color="999999" w:sz="4"/>
+              <w:bottom w:val="single" w:color="999999" w:sz="4"/>
+              <w:right w:val="single" w:color="999999" w:sz="4"/>
+            </w:tcBorders>
+          </w:tcPr>
+          <w:p>
+            <w:r>
+              <w:rPr>
+                <w:rFonts w:ascii="Calibri" w:cs="Calibri" w:eastAsia="Calibri" w:hAnsi="Calibri"/>
+                <w:sz w:val="24"/>
+                <w:szCs w:val="24"/>
+                <w:shd w:fill="FBE9D7" w:val="clear"/>
+              </w:rPr>
+              <w:t xml:space="preserve">[limits]</w:t>
+            </w:r>
+          </w:p>
+        </w:tc>
+        <w:tc>
+          <w:tcPr>
+            <w:tcW w:type="dxa" w:w="2250"/>
+            <w:tcBorders>
+              <w:top w:val="single" w:color="999999" w:sz="4"/>
+              <w:left w:val="single" w:color="999999" w:sz="4"/>
+              <w:bottom w:val="single" w:color="999999" w:sz="4"/>
+              <w:right w:val="single" w:color="999999" w:sz="4"/>
+            </w:tcBorders>
+          </w:tcPr>
+          <w:p>
+            <w:r>
+              <w:rPr>
+                <w:rFonts w:ascii="Calibri" w:cs="Calibri" w:eastAsia="Calibri" w:hAnsi="Calibri"/>
+              </w:rPr>
+              <w:t xml:space="preserve">Owner</w:t>
+            </w:r>
+          </w:p>
+        </w:tc>
+      </w:tr>
+    </w:tbl>
+    <w:p>
+      <w:pPr>
+        <w:spacing w:after="120" w:line="276"/>
+      </w:pPr>
+      <w:r>
+        <w:rPr>
+          <w:rFonts w:ascii="Calibri" w:cs="Calibri" w:eastAsia="Calibri" w:hAnsi="Calibri"/>
+        </w:rPr>
+        <w:t xml:space="preserve"/>
+      </w:r>
+    </w:p>
+    <w:p>
+      <w:pPr>
+        <w:spacing w:after="120" w:line="276"/>
+      </w:pPr>
+      <w:r>
+        <w:rPr>
+          <w:rFonts w:ascii="Calibri" w:cs="Calibri" w:eastAsia="Calibri" w:hAnsi="Calibri"/>
+        </w:rPr>
+        <w:t xml:space="preserve">We do not put a participant's personal, health or disability information into any AI tool. If a tool is needed for a participant task, we first remove every identifier, we have the participant's consent, and a worker checks the output before it is used. We tell each participant when an AI tool has been used for something about them.</w:t>
+      </w:r>
+    </w:p>
+    <w:p>
+      <w:pPr>
+        <w:pStyle w:val="ListParagraph"/>
+        <w:numPr>
+          <w:ilvl w:val="0"/>
+          <w:numId w:val="2"/>
+        </w:numPr>
+        <w:spacing w:after="60" w:line="276"/>
+      </w:pPr>
+      <w:r>
+        <w:rPr>
+          <w:rFonts w:ascii="Calibri" w:cs="Calibri" w:eastAsia="Calibri" w:hAnsi="Calibri"/>
+        </w:rPr>
+        <w:t xml:space="preserve">Remove names, initials and nicknames.</w:t>
+      </w:r>
+    </w:p>
+    <w:p>
+      <w:pPr>
+        <w:pStyle w:val="ListParagraph"/>
+        <w:numPr>
+          <w:ilvl w:val="0"/>
+          <w:numId w:val="2"/>
+        </w:numPr>
+        <w:spacing w:after="60" w:line="276"/>
+      </w:pPr>
+      <w:r>
+        <w:rPr>
+          <w:rFonts w:ascii="Calibri" w:cs="Calibri" w:eastAsia="Calibri" w:hAnsi="Calibri"/>
+        </w:rPr>
+        <w:t xml:space="preserve">Remove dates of birth, NDIS numbers, addresses, phone numbers and email addresses.</w:t>
+      </w:r>
+    </w:p>
+    <w:p>
+      <w:pPr>
+        <w:pStyle w:val="ListParagraph"/>
+        <w:numPr>
+          <w:ilvl w:val="0"/>
+          <w:numId w:val="2"/>
+        </w:numPr>
+        <w:spacing w:after="60" w:line="276"/>
+      </w:pPr>
+      <w:r>
+        <w:rPr>
+          <w:rFonts w:ascii="Calibri" w:cs="Calibri" w:eastAsia="Calibri" w:hAnsi="Calibri"/>
+        </w:rPr>
+        <w:t xml:space="preserve">Remove health conditions, medications and diagnoses unless the task needs them and consent covers it.</w:t>
+      </w:r>
+    </w:p>
+    <w:p>
+      <w:pPr>
+        <w:pStyle w:val="ListParagraph"/>
+        <w:numPr>
+          <w:ilvl w:val="0"/>
+          <w:numId w:val="2"/>
+        </w:numPr>
+        <w:spacing w:after="60" w:line="276"/>
+      </w:pPr>
+      <w:r>
+        <w:rPr>
+          <w:rFonts w:ascii="Calibri" w:cs="Calibri" w:eastAsia="Calibri" w:hAnsi="Calibri"/>
+        </w:rPr>
+        <w:t xml:space="preserve">Replace each person with a reference code and keep the code list outside the tool.</w:t>
+      </w:r>
+    </w:p>
+    <w:p>
+      <w:pPr>
+        <w:pStyle w:val="ListParagraph"/>
+        <w:numPr>
+          <w:ilvl w:val="0"/>
+          <w:numId w:val="2"/>
+        </w:numPr>
+        <w:spacing w:after="60" w:line="276"/>
+      </w:pPr>
+      <w:r>
+        <w:rPr>
+          <w:rFonts w:ascii="Calibri" w:cs="Calibri" w:eastAsia="Calibri" w:hAnsi="Calibri"/>
+        </w:rPr>
+        <w:t xml:space="preserve">Check the output for anything that could identify the person before it is used.</w:t>
+      </w:r>
+    </w:p>
+    <w:p>
+      <w:pPr>
+        <w:spacing w:after="120" w:line="276"/>
+      </w:pPr>
+      <w:r>
+        <w:rPr>
+          <w:rFonts w:ascii="Calibri" w:cs="Calibri" w:eastAsia="Calibri" w:hAnsi="Calibri"/>
+        </w:rPr>
+        <w:t xml:space="preserve">A mistake with a tool, such as participant information entered by accident, is recorded in the incident register the same day and handled under our incident management procedure. The Commission's position statement on AI in behaviour support plans (February 2026) says no participant personal information should go into an AI system and that a person, not the tool, makes every decision about a participant. We apply that rule to every AI and digital tool we use.</w:t>
+      </w:r>
+    </w:p>
+    <w:p>
+      <w:pPr>
+        <w:spacing w:after="120" w:line="276"/>
+      </w:pPr>
+      <w:r>
+        <w:rPr>
+          <w:rFonts w:ascii="Calibri" w:cs="Calibri" w:eastAsia="Calibri" w:hAnsi="Calibri"/>
+        </w:rPr>
+        <w:t xml:space="preserve">If we use a computer program, including an AI tool, to make or help make a decision that could significantly affect a person, this policy says what personal information it uses and what kinds of decisions it is used for.</w:t>
+      </w:r>
+    </w:p>
+    <w:p>
+      <w:pPr>
+        <w:pStyle w:val="Heading1"/>
+        <w:spacing w:after="120" w:before="240"/>
+      </w:pPr>
+      <w:r>
+        <w:rPr>
+          <w:rFonts w:ascii="Calibri" w:cs="Calibri" w:eastAsia="Calibri" w:hAnsi="Calibri"/>
+          <w:b/>
+          <w:bCs/>
+        </w:rPr>
+        <w:t xml:space="preserve">Change log</w:t>
+      </w:r>
+    </w:p>
+    <w:p>
+      <w:pPr>
+        <w:spacing w:after="120" w:line="276"/>
+      </w:pPr>
+      <w:r>
+        <w:rPr>
+          <w:rFonts w:ascii="Calibri" w:cs="Calibri" w:eastAsia="Calibri" w:hAnsi="Calibri"/>
+        </w:rPr>
+        <w:t xml:space="preserve">We record every change to this document here and tell workers when a new version applies.</w:t>
+      </w:r>
+    </w:p>
+    <w:tbl>
+      <w:tblPr>
+        <w:tblW w:type="dxa" w:w="9000"/>
+        <w:tblBorders>
+          <w:top w:val="single" w:color="auto" w:sz="4"/>
+          <w:left w:val="single" w:color="auto" w:sz="4"/>
+          <w:bottom w:val="single" w:color="auto" w:sz="4"/>
+          <w:right w:val="single" w:color="auto" w:sz="4"/>
+          <w:insideH w:val="single" w:color="auto" w:sz="4"/>
+          <w:insideV w:val="single" w:color="auto" w:sz="4"/>
+        </w:tblBorders>
+      </w:tblPr>
+      <w:tblGrid>
+        <w:gridCol w:w="2250"/>
+        <w:gridCol w:w="2250"/>
+        <w:gridCol w:w="2250"/>
+        <w:gridCol w:w="2250"/>
+      </w:tblGrid>
+      <w:tr>
+        <w:trPr>
+          <w:tblHeader/>
+        </w:trPr>
+        <w:tc>
+          <w:tcPr>
+            <w:tcW w:type="dxa" w:w="2250"/>
+            <w:tcBorders>
+              <w:top w:val="single" w:color="999999" w:sz="4"/>
+              <w:left w:val="single" w:color="999999" w:sz="4"/>
+              <w:bottom w:val="single" w:color="999999" w:sz="4"/>
+              <w:right w:val="single" w:color="999999" w:sz="4"/>
+            </w:tcBorders>
+            <w:shd w:fill="EEEEEE" w:val="clear"/>
+          </w:tcPr>
+          <w:p>
+            <w:r>
+              <w:rPr>
+                <w:rFonts w:ascii="Calibri" w:cs="Calibri" w:eastAsia="Calibri" w:hAnsi="Calibri"/>
+                <w:b/>
+                <w:bCs/>
+              </w:rPr>
+              <w:t xml:space="preserve">Version</w:t>
+            </w:r>
+          </w:p>
+        </w:tc>
+        <w:tc>
+          <w:tcPr>
+            <w:tcW w:type="dxa" w:w="2250"/>
+            <w:tcBorders>
+              <w:top w:val="single" w:color="999999" w:sz="4"/>
+              <w:left w:val="single" w:color="999999" w:sz="4"/>
+              <w:bottom w:val="single" w:color="999999" w:sz="4"/>
+              <w:right w:val="single" w:color="999999" w:sz="4"/>
+            </w:tcBorders>
+            <w:shd w:fill="EEEEEE" w:val="clear"/>
+          </w:tcPr>
+          <w:p>
+            <w:r>
+              <w:rPr>
+                <w:rFonts w:ascii="Calibri" w:cs="Calibri" w:eastAsia="Calibri" w:hAnsi="Calibri"/>
+                <w:b/>
+                <w:bCs/>
+              </w:rPr>
+              <w:t xml:space="preserve">Date</w:t>
+            </w:r>
+          </w:p>
+        </w:tc>
+        <w:tc>
+          <w:tcPr>
+            <w:tcW w:type="dxa" w:w="2250"/>
+            <w:tcBorders>
+              <w:top w:val="single" w:color="999999" w:sz="4"/>
+              <w:left w:val="single" w:color="999999" w:sz="4"/>
+              <w:bottom w:val="single" w:color="999999" w:sz="4"/>
+              <w:right w:val="single" w:color="999999" w:sz="4"/>
+            </w:tcBorders>
+            <w:shd w:fill="EEEEEE" w:val="clear"/>
+          </w:tcPr>
+          <w:p>
+            <w:r>
+              <w:rPr>
+                <w:rFonts w:ascii="Calibri" w:cs="Calibri" w:eastAsia="Calibri" w:hAnsi="Calibri"/>
+                <w:b/>
+                <w:bCs/>
+              </w:rPr>
+              <w:t xml:space="preserve">What changed</w:t>
+            </w:r>
+          </w:p>
+        </w:tc>
+        <w:tc>
+          <w:tcPr>
+            <w:tcW w:type="dxa" w:w="2250"/>
+            <w:tcBorders>
+              <w:top w:val="single" w:color="999999" w:sz="4"/>
+              <w:left w:val="single" w:color="999999" w:sz="4"/>
+              <w:bottom w:val="single" w:color="999999" w:sz="4"/>
+              <w:right w:val="single" w:color="999999" w:sz="4"/>
+            </w:tcBorders>
+            <w:shd w:fill="EEEEEE" w:val="clear"/>
+          </w:tcPr>
+          <w:p>
+            <w:r>
+              <w:rPr>
+                <w:rFonts w:ascii="Calibri" w:cs="Calibri" w:eastAsia="Calibri" w:hAnsi="Calibri"/>
+                <w:b/>
+                <w:bCs/>
+              </w:rPr>
+              <w:t xml:space="preserve">By whom</w:t>
+            </w:r>
+          </w:p>
+        </w:tc>
+      </w:tr>
+      <w:tr>
+        <w:trPr>
+          <w:cantSplit/>
+        </w:trPr>
+        <w:tc>
+          <w:tcPr>
+            <w:tcW w:type="dxa" w:w="2250"/>
+            <w:tcBorders>
+              <w:top w:val="single" w:color="999999" w:sz="4"/>
+              <w:left w:val="single" w:color="999999" w:sz="4"/>
+              <w:bottom w:val="single" w:color="999999" w:sz="4"/>
+              <w:right w:val="single" w:color="999999" w:sz="4"/>
+            </w:tcBorders>
+          </w:tcPr>
+          <w:p>
+            <w:r>
+              <w:rPr>
+                <w:rFonts w:ascii="Calibri" w:cs="Calibri" w:eastAsia="Calibri" w:hAnsi="Calibri"/>
+              </w:rPr>
+              <w:t xml:space="preserve">review-pack</w:t>
+            </w:r>
+          </w:p>
+        </w:tc>
+        <w:tc>
+          <w:tcPr>
+            <w:tcW w:type="dxa" w:w="2250"/>
+            <w:tcBorders>
+              <w:top w:val="single" w:color="999999" w:sz="4"/>
+              <w:left w:val="single" w:color="999999" w:sz="4"/>
+              <w:bottom w:val="single" w:color="999999" w:sz="4"/>
+              <w:right w:val="single" w:color="999999" w:sz="4"/>
+            </w:tcBorders>
+          </w:tcPr>
+          <w:p>
+            <w:r>
+              <w:rPr>
+                <w:rFonts w:ascii="Calibri" w:cs="Calibri" w:eastAsia="Calibri" w:hAnsi="Calibri"/>
+              </w:rPr>
+              <w:t xml:space="preserve">14 October 2026</w:t>
+            </w:r>
+          </w:p>
+        </w:tc>
+        <w:tc>
+          <w:tcPr>
+            <w:tcW w:type="dxa" w:w="2250"/>
+            <w:tcBorders>
+              <w:top w:val="single" w:color="999999" w:sz="4"/>
+              <w:left w:val="single" w:color="999999" w:sz="4"/>
+              <w:bottom w:val="single" w:color="999999" w:sz="4"/>
+              <w:right w:val="single" w:color="999999" w:sz="4"/>
+            </w:tcBorders>
+          </w:tcPr>
+          <w:p>
+            <w:r>
+              <w:rPr>
+                <w:rFonts w:ascii="Calibri" w:cs="Calibri" w:eastAsia="Calibri" w:hAnsi="Calibri"/>
+              </w:rPr>
+              <w:t xml:space="preserve">First version, drafted from our questionnaire answers</w:t>
+            </w:r>
+          </w:p>
+        </w:tc>
+        <w:tc>
+          <w:tcPr>
+            <w:tcW w:type="dxa" w:w="2250"/>
+            <w:tcBorders>
+              <w:top w:val="single" w:color="999999" w:sz="4"/>
+              <w:left w:val="single" w:color="999999" w:sz="4"/>
+              <w:bottom w:val="single" w:color="999999" w:sz="4"/>
+              <w:right w:val="single" w:color="999999" w:sz="4"/>
+            </w:tcBorders>
+          </w:tcPr>
+          <w:p>
+            <w:r>
+              <w:rPr>
+                <w:rFonts w:ascii="Calibri" w:cs="Calibri" w:eastAsia="Calibri" w:hAnsi="Calibri"/>
+              </w:rPr>
+              <w:t xml:space="preserve">Jane Citizen</w:t>
+            </w:r>
+          </w:p>
+        </w:tc>
+      </w:tr>
+    </w:tbl>
+    <w:p>
+      <w:pPr>
+        <w:spacing w:after="120" w:line="276"/>
+      </w:pPr>
+      <w:r>
+        <w:rPr>
+          <w:rFonts w:ascii="Calibri" w:cs="Calibri" w:eastAsia="Calibri" w:hAnsi="Calibri"/>
+        </w:rPr>
+        <w:t xml:space="preserve"/>
       </w:r>
     </w:p>
     <w:sectPr>
@@ -3111,16 +3825,16 @@
     <w:r>
       <w:rPr>
         <w:rFonts w:ascii="Calibri" w:cs="Calibri" w:eastAsia="Calibri" w:hAnsi="Calibri"/>
-        <w:sz w:val="22"/>
-        <w:szCs w:val="22"/>
+        <w:sz w:val="24"/>
+        <w:szCs w:val="24"/>
       </w:rPr>
-      <w:t xml:space="preserve">Prepared with Readyline. Version review-pack. Page </w:t>
+      <w:t xml:space="preserve">Privacy and information management policy. Version review-pack. Draft prepared with Readyline. Page </w:t>
     </w:r>
     <w:r>
       <w:rPr>
         <w:rFonts w:ascii="Calibri" w:cs="Calibri" w:eastAsia="Calibri" w:hAnsi="Calibri"/>
-        <w:sz w:val="22"/>
-        <w:szCs w:val="22"/>
+        <w:sz w:val="24"/>
+        <w:szCs w:val="24"/>
       </w:rPr>
       <w:fldChar w:fldCharType="begin"/>
       <w:instrText xml:space="preserve">PAGE</w:instrText>
@@ -3130,16 +3844,16 @@
     <w:r>
       <w:rPr>
         <w:rFonts w:ascii="Calibri" w:cs="Calibri" w:eastAsia="Calibri" w:hAnsi="Calibri"/>
-        <w:sz w:val="22"/>
-        <w:szCs w:val="22"/>
+        <w:sz w:val="24"/>
+        <w:szCs w:val="24"/>
       </w:rPr>
       <w:t xml:space="preserve"> of </w:t>
     </w:r>
     <w:r>
       <w:rPr>
         <w:rFonts w:ascii="Calibri" w:cs="Calibri" w:eastAsia="Calibri" w:hAnsi="Calibri"/>
-        <w:sz w:val="22"/>
-        <w:szCs w:val="22"/>
+        <w:sz w:val="24"/>
+        <w:szCs w:val="24"/>
       </w:rPr>
       <w:fldChar w:fldCharType="begin"/>
       <w:instrText xml:space="preserve">NUMPAGES</w:instrText>
@@ -3196,8 +3910,8 @@
     <w:r>
       <w:rPr>
         <w:rFonts w:ascii="Calibri" w:cs="Calibri" w:eastAsia="Calibri" w:hAnsi="Calibri"/>
-        <w:sz w:val="22"/>
-        <w:szCs w:val="22"/>
+        <w:sz w:val="24"/>
+        <w:szCs w:val="24"/>
       </w:rPr>
       <w:t xml:space="preserve">Sunrise Supports: Privacy and information management policy</w:t>
     </w:r>
@@ -3436,6 +4150,18 @@
     </w:lvl>
   </w:abstractNum>
   <w:abstractNum w:abstractNumId="14" w15:restartNumberingAfterBreak="0">
+    <w:multiLevelType w:val="hybridMultilevel"/>
+    <w:lvl w:ilvl="0" w:tentative="1">
+      <w:start w:val="1"/>
+      <w:numFmt w:val="decimal"/>
+      <w:lvlText w:val="%1."/>
+      <w:lvlJc w:val="left"/>
+      <w:pPr>
+        <w:ind w:left="720" w:hanging="360"/>
+      </w:pPr>
+    </w:lvl>
+  </w:abstractNum>
+  <w:abstractNum w:abstractNumId="15" w15:restartNumberingAfterBreak="0">
     <w:multiLevelType w:val="hybridMultilevel"/>
     <w:lvl w:ilvl="0" w:tentative="1">
       <w:start w:val="1"/>
@@ -3474,11 +4200,16 @@
     <w:rPrDefault>
       <w:rPr>
         <w:rFonts w:ascii="Calibri" w:cs="Calibri" w:eastAsia="Calibri" w:hAnsi="Calibri"/>
-        <w:sz w:val="22"/>
-        <w:szCs w:val="22"/>
+        <w:sz w:val="24"/>
+        <w:szCs w:val="24"/>
       </w:rPr>
     </w:rPrDefault>
-    <w:pPrDefault/>
+    <w:pPrDefault>
+      <w:pPr>
+        <w:spacing w:after="120" w:line="276"/>
+        <w:jc w:val="left"/>
+      </w:pPr>
+    </w:pPrDefault>
   </w:docDefaults>
   <w:style w:type="paragraph" w:styleId="Normal" w:default="1">
     <w:name w:val="Normal"/>
@@ -3533,9 +4264,12 @@
     <w:next w:val="Normal"/>
     <w:qFormat/>
     <w:rPr>
-      <w:color w:val="2E74B5"/>
-      <w:sz w:val="26"/>
-      <w:szCs w:val="26"/>
+      <w:rFonts w:ascii="Calibri" w:cs="Calibri" w:eastAsia="Calibri" w:hAnsi="Calibri"/>
+      <w:b/>
+      <w:bCs/>
+      <w:color w:val="000000"/>
+      <w:sz w:val="24"/>
+      <w:szCs w:val="24"/>
     </w:rPr>
   </w:style>
   <w:style w:type="paragraph" w:styleId="Heading3">

--- a/product/evidence/req-005/sole-trader/privacy-and-information-management-policy.docx
+++ b/product/evidence/req-005/sole-trader/privacy-and-information-management-policy.docx
@@ -2305,6 +2305,31 @@
           <w:rFonts w:ascii="Calibri" w:cs="Calibri" w:eastAsia="Calibri" w:hAnsi="Calibri"/>
         </w:rPr>
         <w:t xml:space="preserve"/>
+      </w:r>
+    </w:p>
+    <w:p>
+      <w:pPr>
+        <w:pStyle w:val="Heading1"/>
+        <w:spacing w:after="120" w:before="240"/>
+      </w:pPr>
+      <w:r>
+        <w:rPr>
+          <w:rFonts w:ascii="Calibri" w:cs="Calibri" w:eastAsia="Calibri" w:hAnsi="Calibri"/>
+          <w:b/>
+          <w:bCs/>
+        </w:rPr>
+        <w:t xml:space="preserve">The law we follow</w:t>
+      </w:r>
+    </w:p>
+    <w:p>
+      <w:pPr>
+        <w:spacing w:after="120" w:line="276"/>
+      </w:pPr>
+      <w:r>
+        <w:rPr>
+          <w:rFonts w:ascii="Calibri" w:cs="Calibri" w:eastAsia="Calibri" w:hAnsi="Calibri"/>
+        </w:rPr>
+        <w:t xml:space="preserve">The NDIS Code of Conduct requires us to respect participants' privacy, and we follow the Australian Privacy Principles whether or not the Privacy Act 1988 binds us.</w:t>
       </w:r>
     </w:p>
     <w:p>
@@ -4162,6 +4187,18 @@
     </w:lvl>
   </w:abstractNum>
   <w:abstractNum w:abstractNumId="15" w15:restartNumberingAfterBreak="0">
+    <w:multiLevelType w:val="hybridMultilevel"/>
+    <w:lvl w:ilvl="0" w:tentative="1">
+      <w:start w:val="1"/>
+      <w:numFmt w:val="decimal"/>
+      <w:lvlText w:val="%1."/>
+      <w:lvlJc w:val="left"/>
+      <w:pPr>
+        <w:ind w:left="720" w:hanging="360"/>
+      </w:pPr>
+    </w:lvl>
+  </w:abstractNum>
+  <w:abstractNum w:abstractNumId="16" w15:restartNumberingAfterBreak="0">
     <w:multiLevelType w:val="hybridMultilevel"/>
     <w:lvl w:ilvl="0" w:tentative="1">
       <w:start w:val="1"/>
